--- a/output/flowserve_us_raleigh_nc_us_august_2026_report.docx
+++ b/output/flowserve_us_raleigh_nc_us_august_2026_report.docx
@@ -11,7 +11,7 @@
         <w:rPr>
           <w:b/>
           <w:i w:val="0"/>
-          <w:color w:val="444444"/>
+          <w:color w:val="686868"/>
           <w:sz w:val="20"/>
         </w:rPr>
         <w:t>BUCKMAN DIGITAL WATER</w:t>
@@ -40,7 +40,7 @@
         <w:rPr>
           <w:b/>
           <w:i w:val="0"/>
-          <w:color w:val="00857C"/>
+          <w:color w:val="009878"/>
           <w:sz w:val="30"/>
         </w:rPr>
         <w:t>Flowserve US Raleigh NC (US)</w:t>
@@ -55,7 +55,7 @@
         <w:rPr>
           <w:b w:val="0"/>
           <w:i w:val="0"/>
-          <w:color w:val="444444"/>
+          <w:color w:val="686868"/>
           <w:sz w:val="20"/>
         </w:rPr>
         <w:t>Reporting Month: August 2026</w:t>
@@ -77,7 +77,20 @@
         <w:tc>
           <w:tcPr>
             <w:tcW w:type="dxa" w:w="3118"/>
-            <w:shd w:val="clear" w:color="auto" w:fill="00857C"/>
+            <w:vAlign w:val="center"/>
+            <w:shd w:val="clear" w:color="auto" w:fill="009878"/>
+            <w:tcBorders>
+              <w:top w:val="single" w:sz="4" w:space="0" w:color="D0D0D0"/>
+              <w:left w:val="single" w:sz="4" w:space="0" w:color="D0D0D0"/>
+              <w:bottom w:val="single" w:sz="4" w:space="0" w:color="D0D0D0"/>
+              <w:right w:val="single" w:sz="4" w:space="0" w:color="D0D0D0"/>
+            </w:tcBorders>
+            <w:tcMar>
+              <w:top w:w="90" w:type="dxa"/>
+              <w:start w:w="120" w:type="dxa"/>
+              <w:bottom w:w="90" w:type="dxa"/>
+              <w:end w:w="120" w:type="dxa"/>
+            </w:tcMar>
           </w:tcPr>
           <w:p>
             <w:pPr>
@@ -96,7 +109,20 @@
         <w:tc>
           <w:tcPr>
             <w:tcW w:type="dxa" w:w="1701"/>
-            <w:shd w:val="clear" w:color="auto" w:fill="00857C"/>
+            <w:vAlign w:val="center"/>
+            <w:shd w:val="clear" w:color="auto" w:fill="009878"/>
+            <w:tcBorders>
+              <w:top w:val="single" w:sz="4" w:space="0" w:color="D0D0D0"/>
+              <w:left w:val="single" w:sz="4" w:space="0" w:color="D0D0D0"/>
+              <w:bottom w:val="single" w:sz="4" w:space="0" w:color="D0D0D0"/>
+              <w:right w:val="single" w:sz="4" w:space="0" w:color="D0D0D0"/>
+            </w:tcBorders>
+            <w:tcMar>
+              <w:top w:w="90" w:type="dxa"/>
+              <w:start w:w="120" w:type="dxa"/>
+              <w:bottom w:w="90" w:type="dxa"/>
+              <w:end w:w="120" w:type="dxa"/>
+            </w:tcMar>
           </w:tcPr>
           <w:p>
             <w:pPr>
@@ -115,7 +141,20 @@
         <w:tc>
           <w:tcPr>
             <w:tcW w:type="dxa" w:w="1984"/>
-            <w:shd w:val="clear" w:color="auto" w:fill="00857C"/>
+            <w:vAlign w:val="center"/>
+            <w:shd w:val="clear" w:color="auto" w:fill="009878"/>
+            <w:tcBorders>
+              <w:top w:val="single" w:sz="4" w:space="0" w:color="D0D0D0"/>
+              <w:left w:val="single" w:sz="4" w:space="0" w:color="D0D0D0"/>
+              <w:bottom w:val="single" w:sz="4" w:space="0" w:color="D0D0D0"/>
+              <w:right w:val="single" w:sz="4" w:space="0" w:color="D0D0D0"/>
+            </w:tcBorders>
+            <w:tcMar>
+              <w:top w:w="90" w:type="dxa"/>
+              <w:start w:w="120" w:type="dxa"/>
+              <w:bottom w:w="90" w:type="dxa"/>
+              <w:end w:w="120" w:type="dxa"/>
+            </w:tcMar>
           </w:tcPr>
           <w:p>
             <w:pPr>
@@ -134,7 +173,20 @@
         <w:tc>
           <w:tcPr>
             <w:tcW w:type="dxa" w:w="2551"/>
-            <w:shd w:val="clear" w:color="auto" w:fill="00857C"/>
+            <w:vAlign w:val="center"/>
+            <w:shd w:val="clear" w:color="auto" w:fill="009878"/>
+            <w:tcBorders>
+              <w:top w:val="single" w:sz="4" w:space="0" w:color="D0D0D0"/>
+              <w:left w:val="single" w:sz="4" w:space="0" w:color="D0D0D0"/>
+              <w:bottom w:val="single" w:sz="4" w:space="0" w:color="D0D0D0"/>
+              <w:right w:val="single" w:sz="4" w:space="0" w:color="D0D0D0"/>
+            </w:tcBorders>
+            <w:tcMar>
+              <w:top w:w="90" w:type="dxa"/>
+              <w:start w:w="120" w:type="dxa"/>
+              <w:bottom w:w="90" w:type="dxa"/>
+              <w:end w:w="120" w:type="dxa"/>
+            </w:tcMar>
           </w:tcPr>
           <w:p>
             <w:pPr>
@@ -155,7 +207,20 @@
         <w:tc>
           <w:tcPr>
             <w:tcW w:type="dxa" w:w="3118"/>
+            <w:vAlign w:val="center"/>
             <w:shd w:val="clear" w:color="auto" w:fill="FFFFFF"/>
+            <w:tcBorders>
+              <w:top w:val="single" w:sz="4" w:space="0" w:color="D0D0D0"/>
+              <w:left w:val="single" w:sz="4" w:space="0" w:color="D0D0D0"/>
+              <w:bottom w:val="single" w:sz="4" w:space="0" w:color="D0D0D0"/>
+              <w:right w:val="single" w:sz="4" w:space="0" w:color="D0D0D0"/>
+            </w:tcBorders>
+            <w:tcMar>
+              <w:top w:w="90" w:type="dxa"/>
+              <w:start w:w="120" w:type="dxa"/>
+              <w:bottom w:w="90" w:type="dxa"/>
+              <w:end w:w="120" w:type="dxa"/>
+            </w:tcMar>
           </w:tcPr>
           <w:p>
             <w:pPr>
@@ -172,7 +237,20 @@
         <w:tc>
           <w:tcPr>
             <w:tcW w:type="dxa" w:w="1701"/>
+            <w:vAlign w:val="center"/>
             <w:shd w:val="clear" w:color="auto" w:fill="FFFFFF"/>
+            <w:tcBorders>
+              <w:top w:val="single" w:sz="4" w:space="0" w:color="D0D0D0"/>
+              <w:left w:val="single" w:sz="4" w:space="0" w:color="D0D0D0"/>
+              <w:bottom w:val="single" w:sz="4" w:space="0" w:color="D0D0D0"/>
+              <w:right w:val="single" w:sz="4" w:space="0" w:color="D0D0D0"/>
+            </w:tcBorders>
+            <w:tcMar>
+              <w:top w:w="90" w:type="dxa"/>
+              <w:start w:w="120" w:type="dxa"/>
+              <w:bottom w:w="90" w:type="dxa"/>
+              <w:end w:w="120" w:type="dxa"/>
+            </w:tcMar>
           </w:tcPr>
           <w:p>
             <w:pPr>
@@ -189,7 +267,20 @@
         <w:tc>
           <w:tcPr>
             <w:tcW w:type="dxa" w:w="1984"/>
+            <w:vAlign w:val="center"/>
             <w:shd w:val="clear" w:color="auto" w:fill="FFFFFF"/>
+            <w:tcBorders>
+              <w:top w:val="single" w:sz="4" w:space="0" w:color="D0D0D0"/>
+              <w:left w:val="single" w:sz="4" w:space="0" w:color="D0D0D0"/>
+              <w:bottom w:val="single" w:sz="4" w:space="0" w:color="D0D0D0"/>
+              <w:right w:val="single" w:sz="4" w:space="0" w:color="D0D0D0"/>
+            </w:tcBorders>
+            <w:tcMar>
+              <w:top w:w="90" w:type="dxa"/>
+              <w:start w:w="120" w:type="dxa"/>
+              <w:bottom w:w="90" w:type="dxa"/>
+              <w:end w:w="120" w:type="dxa"/>
+            </w:tcMar>
           </w:tcPr>
           <w:p>
             <w:pPr>
@@ -206,7 +297,20 @@
         <w:tc>
           <w:tcPr>
             <w:tcW w:type="dxa" w:w="2551"/>
+            <w:vAlign w:val="center"/>
             <w:shd w:val="clear" w:color="auto" w:fill="FFFFFF"/>
+            <w:tcBorders>
+              <w:top w:val="single" w:sz="4" w:space="0" w:color="D0D0D0"/>
+              <w:left w:val="single" w:sz="4" w:space="0" w:color="D0D0D0"/>
+              <w:bottom w:val="single" w:sz="4" w:space="0" w:color="D0D0D0"/>
+              <w:right w:val="single" w:sz="4" w:space="0" w:color="D0D0D0"/>
+            </w:tcBorders>
+            <w:tcMar>
+              <w:top w:w="90" w:type="dxa"/>
+              <w:start w:w="120" w:type="dxa"/>
+              <w:bottom w:w="90" w:type="dxa"/>
+              <w:end w:w="120" w:type="dxa"/>
+            </w:tcMar>
           </w:tcPr>
           <w:p>
             <w:pPr>
@@ -238,7 +342,7 @@
         <w:rPr>
           <w:b w:val="0"/>
           <w:i w:val="0"/>
-          <w:color w:val="444444"/>
+          <w:color w:val="686868"/>
           <w:sz w:val="19"/>
         </w:rPr>
         <w:t>This report summarises corrosion control, scale control, microbial control, water efficiency, product efficiency, and proactive system support for Flowserve US Raleigh NC (US), August 2026, using controller setpoints, telemetry KPIs, field data, and service note records.</w:t>
@@ -265,7 +369,20 @@
         <w:tc>
           <w:tcPr>
             <w:tcW w:type="dxa" w:w="3118"/>
-            <w:shd w:val="clear" w:color="auto" w:fill="00857C"/>
+            <w:vAlign w:val="center"/>
+            <w:shd w:val="clear" w:color="auto" w:fill="009878"/>
+            <w:tcBorders>
+              <w:top w:val="single" w:sz="4" w:space="0" w:color="D0D0D0"/>
+              <w:left w:val="single" w:sz="4" w:space="0" w:color="D0D0D0"/>
+              <w:bottom w:val="single" w:sz="4" w:space="0" w:color="D0D0D0"/>
+              <w:right w:val="single" w:sz="4" w:space="0" w:color="D0D0D0"/>
+            </w:tcBorders>
+            <w:tcMar>
+              <w:top w:w="90" w:type="dxa"/>
+              <w:start w:w="120" w:type="dxa"/>
+              <w:bottom w:w="90" w:type="dxa"/>
+              <w:end w:w="120" w:type="dxa"/>
+            </w:tcMar>
           </w:tcPr>
           <w:p>
             <w:pPr>
@@ -284,7 +401,20 @@
         <w:tc>
           <w:tcPr>
             <w:tcW w:type="dxa" w:w="2835"/>
-            <w:shd w:val="clear" w:color="auto" w:fill="00857C"/>
+            <w:vAlign w:val="center"/>
+            <w:shd w:val="clear" w:color="auto" w:fill="009878"/>
+            <w:tcBorders>
+              <w:top w:val="single" w:sz="4" w:space="0" w:color="D0D0D0"/>
+              <w:left w:val="single" w:sz="4" w:space="0" w:color="D0D0D0"/>
+              <w:bottom w:val="single" w:sz="4" w:space="0" w:color="D0D0D0"/>
+              <w:right w:val="single" w:sz="4" w:space="0" w:color="D0D0D0"/>
+            </w:tcBorders>
+            <w:tcMar>
+              <w:top w:w="90" w:type="dxa"/>
+              <w:start w:w="120" w:type="dxa"/>
+              <w:bottom w:w="90" w:type="dxa"/>
+              <w:end w:w="120" w:type="dxa"/>
+            </w:tcMar>
           </w:tcPr>
           <w:p>
             <w:pPr>
@@ -303,7 +433,20 @@
         <w:tc>
           <w:tcPr>
             <w:tcW w:type="dxa" w:w="3402"/>
-            <w:shd w:val="clear" w:color="auto" w:fill="00857C"/>
+            <w:vAlign w:val="center"/>
+            <w:shd w:val="clear" w:color="auto" w:fill="009878"/>
+            <w:tcBorders>
+              <w:top w:val="single" w:sz="4" w:space="0" w:color="D0D0D0"/>
+              <w:left w:val="single" w:sz="4" w:space="0" w:color="D0D0D0"/>
+              <w:bottom w:val="single" w:sz="4" w:space="0" w:color="D0D0D0"/>
+              <w:right w:val="single" w:sz="4" w:space="0" w:color="D0D0D0"/>
+            </w:tcBorders>
+            <w:tcMar>
+              <w:top w:w="90" w:type="dxa"/>
+              <w:start w:w="120" w:type="dxa"/>
+              <w:bottom w:w="90" w:type="dxa"/>
+              <w:end w:w="120" w:type="dxa"/>
+            </w:tcMar>
           </w:tcPr>
           <w:p>
             <w:pPr>
@@ -324,7 +467,20 @@
         <w:tc>
           <w:tcPr>
             <w:tcW w:type="dxa" w:w="3118"/>
+            <w:vAlign w:val="center"/>
             <w:shd w:val="clear" w:color="auto" w:fill="FFFFFF"/>
+            <w:tcBorders>
+              <w:top w:val="single" w:sz="4" w:space="0" w:color="D0D0D0"/>
+              <w:left w:val="single" w:sz="4" w:space="0" w:color="D0D0D0"/>
+              <w:bottom w:val="single" w:sz="4" w:space="0" w:color="D0D0D0"/>
+              <w:right w:val="single" w:sz="4" w:space="0" w:color="D0D0D0"/>
+            </w:tcBorders>
+            <w:tcMar>
+              <w:top w:w="90" w:type="dxa"/>
+              <w:start w:w="120" w:type="dxa"/>
+              <w:bottom w:w="90" w:type="dxa"/>
+              <w:end w:w="120" w:type="dxa"/>
+            </w:tcMar>
           </w:tcPr>
           <w:p>
             <w:pPr>
@@ -341,7 +497,20 @@
         <w:tc>
           <w:tcPr>
             <w:tcW w:type="dxa" w:w="2835"/>
+            <w:vAlign w:val="center"/>
             <w:shd w:val="clear" w:color="auto" w:fill="FFFFFF"/>
+            <w:tcBorders>
+              <w:top w:val="single" w:sz="4" w:space="0" w:color="D0D0D0"/>
+              <w:left w:val="single" w:sz="4" w:space="0" w:color="D0D0D0"/>
+              <w:bottom w:val="single" w:sz="4" w:space="0" w:color="D0D0D0"/>
+              <w:right w:val="single" w:sz="4" w:space="0" w:color="D0D0D0"/>
+            </w:tcBorders>
+            <w:tcMar>
+              <w:top w:w="90" w:type="dxa"/>
+              <w:start w:w="120" w:type="dxa"/>
+              <w:bottom w:w="90" w:type="dxa"/>
+              <w:end w:w="120" w:type="dxa"/>
+            </w:tcMar>
           </w:tcPr>
           <w:p>
             <w:pPr>
@@ -351,14 +520,27 @@
               <w:rPr>
                 <w:sz w:val="18"/>
               </w:rPr>
-              <w:t>08 September 2026</w:t>
+              <w:t>23 September 2026</w:t>
             </w:r>
           </w:p>
         </w:tc>
         <w:tc>
           <w:tcPr>
             <w:tcW w:type="dxa" w:w="3402"/>
+            <w:vAlign w:val="center"/>
             <w:shd w:val="clear" w:color="auto" w:fill="FFFFFF"/>
+            <w:tcBorders>
+              <w:top w:val="single" w:sz="4" w:space="0" w:color="D0D0D0"/>
+              <w:left w:val="single" w:sz="4" w:space="0" w:color="D0D0D0"/>
+              <w:bottom w:val="single" w:sz="4" w:space="0" w:color="D0D0D0"/>
+              <w:right w:val="single" w:sz="4" w:space="0" w:color="D0D0D0"/>
+            </w:tcBorders>
+            <w:tcMar>
+              <w:top w:w="90" w:type="dxa"/>
+              <w:start w:w="120" w:type="dxa"/>
+              <w:bottom w:w="90" w:type="dxa"/>
+              <w:end w:w="120" w:type="dxa"/>
+            </w:tcMar>
           </w:tcPr>
           <w:p>
             <w:pPr>
@@ -382,28 +564,26 @@
     </w:p>
     <w:p>
       <w:pPr>
-        <w:pBdr>
-          <w:bottom w:val="single" w:sz="8" w:space="4" w:color="00857C"/>
-        </w:pBdr>
-        <w:spacing w:before="280" w:after="80"/>
+        <w:spacing w:before="280" w:after="140"/>
+        <w:shd w:val="clear" w:color="auto" w:fill="009878"/>
       </w:pPr>
       <w:r>
         <w:rPr>
           <w:b/>
-          <w:color w:val="00857C"/>
-          <w:sz w:val="32"/>
+          <w:color w:val="FFFFFF"/>
+          <w:sz w:val="24"/>
         </w:rPr>
-        <w:t>Executive Summary</w:t>
+        <w:t xml:space="preserve">  Executive Summary</w:t>
       </w:r>
     </w:p>
     <w:p>
       <w:pPr>
-        <w:spacing w:before="200" w:after="60"/>
+        <w:spacing w:before="200" w:after="80"/>
       </w:pPr>
       <w:r>
         <w:rPr>
           <w:b/>
-          <w:color w:val="005F58"/>
+          <w:color w:val="1D5C7F"/>
           <w:sz w:val="26"/>
         </w:rPr>
         <w:t>System Health Check</w:t>
@@ -416,7 +596,7 @@
       <w:r>
         <w:rPr>
           <w:b/>
-          <w:color w:val="222222"/>
+          <w:color w:val="212529"/>
           <w:sz w:val="22"/>
         </w:rPr>
         <w:t>Corrosion Control</w:t>
@@ -425,18 +605,20 @@
     <w:p>
       <w:pPr>
         <w:spacing w:before="60" w:after="100"/>
+        <w:shd w:val="clear" w:color="auto" w:fill="F7F7F7"/>
       </w:pPr>
       <w:r>
         <w:rPr>
           <w:b/>
+          <w:color w:val="1D5C7F"/>
           <w:sz w:val="20"/>
         </w:rPr>
-        <w:t xml:space="preserve">Status: </w:t>
+        <w:t xml:space="preserve"> Status: </w:t>
       </w:r>
       <w:r>
         <w:rPr>
           <w:b/>
-          <w:color w:val="00857C"/>
+          <w:color w:val="009878"/>
           <w:sz w:val="20"/>
         </w:rPr>
         <w:t>Excellent</w:t>
@@ -453,7 +635,7 @@
           <w:i w:val="0"/>
           <w:sz w:val="20"/>
         </w:rPr>
-        <w:t>The average mild steel corrosion rate was 0.6119 MPY against the target of within 3.0 MPY, and the average copper corrosion rate was 0.0200 MPY against the target of within 0.5 MPY. Status: Excellent. Corrosion control was Excellent because both metals remained below their target limits during the August reporting period. Mild steel corrosion increased later in the month while copper corrosion decreased, so the mild steel movement should continue to be compared with product residual and ORP trends.</w:t>
+        <w:t>During the reporting period, the system remained under good control. The mild steel and copper corrosion rates averaged 0.61 mpy and 0.02 mpy, respectively, both of which are well within the recommended limits of &lt;5 mpy and &lt;0.5 mpy.</w:t>
       </w:r>
     </w:p>
     <w:p>
@@ -463,7 +645,7 @@
       <w:r>
         <w:rPr>
           <w:b/>
-          <w:color w:val="222222"/>
+          <w:color w:val="212529"/>
           <w:sz w:val="22"/>
         </w:rPr>
         <w:t>Scale Control</w:t>
@@ -472,13 +654,15 @@
     <w:p>
       <w:pPr>
         <w:spacing w:before="60" w:after="100"/>
+        <w:shd w:val="clear" w:color="auto" w:fill="F7F7F7"/>
       </w:pPr>
       <w:r>
         <w:rPr>
           <w:b/>
+          <w:color w:val="1D5C7F"/>
           <w:sz w:val="20"/>
         </w:rPr>
-        <w:t xml:space="preserve">Status: </w:t>
+        <w:t xml:space="preserve"> Status: </w:t>
       </w:r>
       <w:r>
         <w:rPr>
@@ -500,7 +684,7 @@
           <w:i w:val="0"/>
           <w:sz w:val="20"/>
         </w:rPr>
-        <w:t>Status: Acceptable. Traced Product was within the Controller Setpoint control range for 29.9% of the reporting month. Polymer consumption rate averaged 62.5% and increased from 60.2% at the start of the month to 65.6% at the end of the month. Conductivity was within the Controller Setpoint control range for 13.2% of the reporting month. End-of-month Traced Product was 7.0% higher than the setpoint, and conductivity was also not maintained, so the product trend should be treated as conductivity-related until cycles, blowdown, makeup, or dilution behavior is corrected. Traced Product was higher than Tagged Polymer for 100.0% of the month. The calculated polymer consumption rate increased from 60.7% early in the month to 64.4% later in the month, so scale control needs attention. ADE phosphate and silica residuals were not available on or after the date the increasing polymer consumption trend was noticed and will be measured during the upcoming service visit. Conductivity was below its setpoint configuration range for most of the same period, so water loss, dilution, or blowdown/makeup behavior should be inspected during the upcoming service visit.</w:t>
+        <w:t>Traced Product was within the recommended range for 29.9% of the reporting month. Polymer consumption rate averaged 62.5% and increased from 60.2% at the start of the month to 65.6% at the end of the month. Conductivity was within the recommended range for 13.2% of the reporting month. End-of-month Traced Product was 7.0% higher than the setpoint, and conductivity was also not maintained, so the product trend should be treated as conductivity-related until cycles, blowdown, makeup, or dilution behavior is corrected. Conductivity was below its setpoint configuration range for most of the same period, so water loss, dilution, or blowdown/makeup behavior should be inspected during the upcoming service visit. Because polymer consumption increased by more than 5%, phosphate residual will be checked during the upcoming service visit.</w:t>
       </w:r>
     </w:p>
     <w:p>
@@ -510,7 +694,7 @@
       <w:r>
         <w:rPr>
           <w:b/>
-          <w:color w:val="222222"/>
+          <w:color w:val="212529"/>
           <w:sz w:val="22"/>
         </w:rPr>
         <w:t>Microbial Control</w:t>
@@ -519,13 +703,15 @@
     <w:p>
       <w:pPr>
         <w:spacing w:before="60" w:after="100"/>
+        <w:shd w:val="clear" w:color="auto" w:fill="F7F7F7"/>
       </w:pPr>
       <w:r>
         <w:rPr>
           <w:b/>
+          <w:color w:val="1D5C7F"/>
           <w:sz w:val="20"/>
         </w:rPr>
-        <w:t xml:space="preserve">Status: </w:t>
+        <w:t xml:space="preserve"> Status: </w:t>
       </w:r>
       <w:r>
         <w:rPr>
@@ -547,34 +733,42 @@
           <w:i w:val="0"/>
           <w:sz w:val="20"/>
         </w:rPr>
-        <w:t>FRC data was not available in the field data for this reporting period and will be checked during the upcoming service visit. ORP did not show a strong spike response pattern during the month, but biocide relay activity was present, supporting an Acceptable microbial control status pending field residual confirmation. Copper corrosion remained within target, indicating no copper corrosion upset was observed during the reporting period.</w:t>
+        <w:t>ORP spike response of at least 50 mV was observed at least two times per week during oxidizing biocide application, indicating good microbial dosage. FRC and dip-slide will be analysed in the upcoming visit to ensure good microbial control.</w:t>
       </w:r>
     </w:p>
     <w:p>
       <w:pPr>
-        <w:spacing w:before="80" w:after="120"/>
-        <w:jc w:val="left"/>
+        <w:spacing w:before="200" w:after="80"/>
       </w:pPr>
       <w:r>
         <w:rPr>
-          <w:b w:val="0"/>
-          <w:i w:val="0"/>
-          <w:sz w:val="20"/>
+          <w:b/>
+          <w:color w:val="1D5C7F"/>
+          <w:sz w:val="26"/>
         </w:rPr>
-        <w:t>Dip-slide analysis was not available for this reporting period and will be measured during the upcoming service visit.</w:t>
+        <w:t>Water Efficiency</w:t>
       </w:r>
     </w:p>
     <w:p>
       <w:pPr>
-        <w:spacing w:before="200" w:after="60"/>
+        <w:spacing w:before="60" w:after="100"/>
+        <w:shd w:val="clear" w:color="auto" w:fill="F7F7F7"/>
       </w:pPr>
       <w:r>
         <w:rPr>
           <w:b/>
-          <w:color w:val="005F58"/>
-          <w:sz w:val="26"/>
+          <w:color w:val="1D5C7F"/>
+          <w:sz w:val="20"/>
         </w:rPr>
-        <w:t>Water Efficiency</w:t>
+        <w:t xml:space="preserve"> Status: </w:t>
+      </w:r>
+      <w:r>
+        <w:rPr>
+          <w:b/>
+          <w:color w:val="C00000"/>
+          <w:sz w:val="20"/>
+        </w:rPr>
+        <w:t>Critical</w:t>
       </w:r>
     </w:p>
     <w:p>
@@ -602,17 +796,17 @@
           <w:i w:val="0"/>
           <w:sz w:val="20"/>
         </w:rPr>
-        <w:t>Water efficiency was Critical. Conductivity averaged 891.67 uS/cm against the 930.00-970.00 uS/cm Controller Setpoint range, with only 13.2% of readings in range. Conductivity stayed below the configured range and moved slightly from about 889.4 uS/cm early to 893.9 uS/cm later in the month. Makeup conductivity was not available, so actual cycles of concentration could not be calculated; dilution, water loss, excess blowdown, or makeup changes should be reviewed.</w:t>
+        <w:t>The average conductivity is 891.7 µS/cm, which is below the recommended setpoint range of 930-970 µS/cm. Conductivity remained broadly stable from about 889.4 µS/cm at the start of the month to 893.9 µS/cm at the end. Recommendation: dilution, water loss, excess blowdown, or makeup changes are keeping conductivity low.</w:t>
       </w:r>
     </w:p>
     <w:p>
       <w:pPr>
-        <w:spacing w:before="200" w:after="60"/>
+        <w:spacing w:before="200" w:after="80"/>
       </w:pPr>
       <w:r>
         <w:rPr>
           <w:b/>
-          <w:color w:val="005F58"/>
+          <w:color w:val="1D5C7F"/>
           <w:sz w:val="26"/>
         </w:rPr>
         <w:t>Product Efficiency</w:t>
@@ -621,13 +815,15 @@
     <w:p>
       <w:pPr>
         <w:spacing w:before="60" w:after="100"/>
+        <w:shd w:val="clear" w:color="auto" w:fill="F7F7F7"/>
       </w:pPr>
       <w:r>
         <w:rPr>
           <w:b/>
+          <w:color w:val="1D5C7F"/>
           <w:sz w:val="20"/>
         </w:rPr>
-        <w:t xml:space="preserve">Status: </w:t>
+        <w:t xml:space="preserve"> Status: </w:t>
       </w:r>
       <w:r>
         <w:rPr>
@@ -649,17 +845,31 @@
           <w:i w:val="0"/>
           <w:sz w:val="20"/>
         </w:rPr>
-        <w:t>Product efficiency needs attention because Traced Product averaged 90.26 ppm against the 85.00 ppm setpoint and the 82.00-88.00 ppm control range, with only 29.9% of readings in range. Polymer consumption rate averaged 62.5%, so phosphate, silica, and product residuals should be verified during the next service visit. Because conductivity was also not maintained, product-control review should first be tied to conductivity, blowdown, makeup, dilution, or water-loss behavior before changing feed settings.</w:t>
+        <w:t>Product efficiency needs attention because Traced Product averaged 90.26 ppm against the 85.00 ppm setpoint and the 82.00-88.00 ppm control range, with only 29.9% of readings in range. Because conductivity was also not maintained, product-control review should first be tied to conductivity, blowdown, makeup, dilution, or water-loss behavior before changing feed settings.</w:t>
       </w:r>
     </w:p>
     <w:p>
       <w:pPr>
-        <w:spacing w:before="200" w:after="60"/>
+        <w:spacing w:before="80" w:after="120"/>
+        <w:jc w:val="left"/>
+      </w:pPr>
+      <w:r>
+        <w:rPr>
+          <w:b w:val="0"/>
+          <w:i w:val="0"/>
+          <w:sz w:val="20"/>
+        </w:rPr>
+        <w:t>The target consumption rate is 4.6 pounds/month whereas current consumption rate is 4.9 pounds. Target and current consumption match for this reporting period.</w:t>
+      </w:r>
+    </w:p>
+    <w:p>
+      <w:pPr>
+        <w:spacing w:before="200" w:after="80"/>
       </w:pPr>
       <w:r>
         <w:rPr>
           <w:b/>
-          <w:color w:val="005F58"/>
+          <w:color w:val="1D5C7F"/>
           <w:sz w:val="26"/>
         </w:rPr>
         <w:t>Proactive System Support</w:t>
@@ -676,7 +886,7 @@
           <w:i w:val="0"/>
           <w:sz w:val="20"/>
         </w:rPr>
-        <w:t>No service notes were recorded for the August reporting period. Recommended follow-up: Confirm inhibitor residual, inspect for deposit activity, and compare corrosion movement with ORP and product trends. Traced Product was not maintained while conductivity was also not maintained, so treat the product issue as conductivity-related and check cycles, blowdown, makeup, and dilution behavior first. Capture makeup water conductivity during the next service visit so actual cycles of concentration can be verified. Check FRC during the upcoming service visit to confirm oxidizing biocide residual. Measure dip-slide CFU during the upcoming service visit to confirm microbial control. Verify phosphate and silica residuals against the polymer consumption trend during the next service visit.</w:t>
+        <w:t>Recommended follow-up: Confirm inhibitor residual, inspect for deposit activity, and compare corrosion movement with ORP and product trends. Traced Product was not maintained while conductivity was also not maintained, so treat the product issue as conductivity-related and check cycles, blowdown, makeup, and dilution behavior first. Capture makeup water conductivity during the next service visit so actual cycles of concentration can be verified. Check FRC during the upcoming service visit to confirm oxidizing biocide residual. Measure dip-slide CFU during the upcoming service visit to confirm microbial control. Verify phosphate and silica residuals during the next service visit.</w:t>
       </w:r>
     </w:p>
     <w:p>
@@ -686,18 +896,16 @@
     </w:p>
     <w:p>
       <w:pPr>
-        <w:pBdr>
-          <w:bottom w:val="single" w:sz="8" w:space="4" w:color="00857C"/>
-        </w:pBdr>
-        <w:spacing w:before="280" w:after="80"/>
+        <w:spacing w:before="280" w:after="140"/>
+        <w:shd w:val="clear" w:color="auto" w:fill="009878"/>
       </w:pPr>
       <w:r>
         <w:rPr>
           <w:b/>
-          <w:color w:val="00857C"/>
-          <w:sz w:val="32"/>
+          <w:color w:val="FFFFFF"/>
+          <w:sz w:val="24"/>
         </w:rPr>
-        <w:t>Performance Summary</w:t>
+        <w:t xml:space="preserve">  Performance Summary</w:t>
       </w:r>
     </w:p>
     <w:p>
@@ -709,7 +917,7 @@
         <w:rPr>
           <w:b w:val="0"/>
           <w:i/>
-          <w:color w:val="444444"/>
+          <w:color w:val="686868"/>
           <w:sz w:val="18"/>
         </w:rPr>
         <w:t>Controller Setpoints are used as control limits below. % In Range is calculated from the full reporting month telemetry.</w:t>
@@ -722,22 +930,32 @@
         <w:tblLook w:firstColumn="1" w:firstRow="1" w:lastColumn="0" w:lastRow="0" w:noHBand="0" w:noVBand="1" w:val="04A0"/>
       </w:tblPr>
       <w:tblGrid>
-        <w:gridCol w:w="1009"/>
-        <w:gridCol w:w="1009"/>
-        <w:gridCol w:w="1009"/>
-        <w:gridCol w:w="1009"/>
-        <w:gridCol w:w="1009"/>
-        <w:gridCol w:w="1009"/>
-        <w:gridCol w:w="1009"/>
-        <w:gridCol w:w="1009"/>
-        <w:gridCol w:w="1009"/>
-        <w:gridCol w:w="1009"/>
+        <w:gridCol w:w="1441"/>
+        <w:gridCol w:w="1441"/>
+        <w:gridCol w:w="1441"/>
+        <w:gridCol w:w="1441"/>
+        <w:gridCol w:w="1441"/>
+        <w:gridCol w:w="1441"/>
+        <w:gridCol w:w="1441"/>
       </w:tblGrid>
       <w:tr>
         <w:tc>
           <w:tcPr>
-            <w:tcW w:type="dxa" w:w="1814"/>
-            <w:shd w:val="clear" w:color="auto" w:fill="00857C"/>
+            <w:tcW w:type="dxa" w:w="2041"/>
+            <w:vAlign w:val="center"/>
+            <w:shd w:val="clear" w:color="auto" w:fill="009878"/>
+            <w:tcBorders>
+              <w:top w:val="single" w:sz="4" w:space="0" w:color="D0D0D0"/>
+              <w:left w:val="single" w:sz="4" w:space="0" w:color="D0D0D0"/>
+              <w:bottom w:val="single" w:sz="4" w:space="0" w:color="D0D0D0"/>
+              <w:right w:val="single" w:sz="4" w:space="0" w:color="D0D0D0"/>
+            </w:tcBorders>
+            <w:tcMar>
+              <w:top w:w="90" w:type="dxa"/>
+              <w:start w:w="120" w:type="dxa"/>
+              <w:bottom w:w="90" w:type="dxa"/>
+              <w:end w:w="120" w:type="dxa"/>
+            </w:tcMar>
           </w:tcPr>
           <w:p>
             <w:pPr>
@@ -755,8 +973,21 @@
         </w:tc>
         <w:tc>
           <w:tcPr>
-            <w:tcW w:type="dxa" w:w="1247"/>
-            <w:shd w:val="clear" w:color="auto" w:fill="00857C"/>
+            <w:tcW w:type="dxa" w:w="1417"/>
+            <w:vAlign w:val="center"/>
+            <w:shd w:val="clear" w:color="auto" w:fill="009878"/>
+            <w:tcBorders>
+              <w:top w:val="single" w:sz="4" w:space="0" w:color="D0D0D0"/>
+              <w:left w:val="single" w:sz="4" w:space="0" w:color="D0D0D0"/>
+              <w:bottom w:val="single" w:sz="4" w:space="0" w:color="D0D0D0"/>
+              <w:right w:val="single" w:sz="4" w:space="0" w:color="D0D0D0"/>
+            </w:tcBorders>
+            <w:tcMar>
+              <w:top w:w="90" w:type="dxa"/>
+              <w:start w:w="120" w:type="dxa"/>
+              <w:bottom w:w="90" w:type="dxa"/>
+              <w:end w:w="120" w:type="dxa"/>
+            </w:tcMar>
           </w:tcPr>
           <w:p>
             <w:pPr>
@@ -774,8 +1005,21 @@
         </w:tc>
         <w:tc>
           <w:tcPr>
-            <w:tcW w:type="dxa" w:w="850"/>
-            <w:shd w:val="clear" w:color="auto" w:fill="00857C"/>
+            <w:tcW w:type="dxa" w:w="1020"/>
+            <w:vAlign w:val="center"/>
+            <w:shd w:val="clear" w:color="auto" w:fill="009878"/>
+            <w:tcBorders>
+              <w:top w:val="single" w:sz="4" w:space="0" w:color="D0D0D0"/>
+              <w:left w:val="single" w:sz="4" w:space="0" w:color="D0D0D0"/>
+              <w:bottom w:val="single" w:sz="4" w:space="0" w:color="D0D0D0"/>
+              <w:right w:val="single" w:sz="4" w:space="0" w:color="D0D0D0"/>
+            </w:tcBorders>
+            <w:tcMar>
+              <w:top w:w="90" w:type="dxa"/>
+              <w:start w:w="120" w:type="dxa"/>
+              <w:bottom w:w="90" w:type="dxa"/>
+              <w:end w:w="120" w:type="dxa"/>
+            </w:tcMar>
           </w:tcPr>
           <w:p>
             <w:pPr>
@@ -793,65 +1037,21 @@
         </w:tc>
         <w:tc>
           <w:tcPr>
-            <w:tcW w:type="dxa" w:w="850"/>
-            <w:shd w:val="clear" w:color="auto" w:fill="00857C"/>
-          </w:tcPr>
-          <w:p>
-            <w:pPr>
-              <w:spacing w:before="60" w:after="60"/>
-            </w:pPr>
-            <w:r>
-              <w:rPr>
-                <w:b/>
-                <w:color w:val="FFFFFF"/>
-                <w:sz w:val="18"/>
-              </w:rPr>
-              <w:t>Std Dev</w:t>
-            </w:r>
-          </w:p>
-        </w:tc>
-        <w:tc>
-          <w:tcPr>
-            <w:tcW w:type="dxa" w:w="794"/>
-            <w:shd w:val="clear" w:color="auto" w:fill="00857C"/>
-          </w:tcPr>
-          <w:p>
-            <w:pPr>
-              <w:spacing w:before="60" w:after="60"/>
-            </w:pPr>
-            <w:r>
-              <w:rPr>
-                <w:b/>
-                <w:color w:val="FFFFFF"/>
-                <w:sz w:val="18"/>
-              </w:rPr>
-              <w:t>Min</w:t>
-            </w:r>
-          </w:p>
-        </w:tc>
-        <w:tc>
-          <w:tcPr>
-            <w:tcW w:type="dxa" w:w="794"/>
-            <w:shd w:val="clear" w:color="auto" w:fill="00857C"/>
-          </w:tcPr>
-          <w:p>
-            <w:pPr>
-              <w:spacing w:before="60" w:after="60"/>
-            </w:pPr>
-            <w:r>
-              <w:rPr>
-                <w:b/>
-                <w:color w:val="FFFFFF"/>
-                <w:sz w:val="18"/>
-              </w:rPr>
-              <w:t>Max</w:t>
-            </w:r>
-          </w:p>
-        </w:tc>
-        <w:tc>
-          <w:tcPr>
-            <w:tcW w:type="dxa" w:w="964"/>
-            <w:shd w:val="clear" w:color="auto" w:fill="00857C"/>
+            <w:tcW w:type="dxa" w:w="1077"/>
+            <w:vAlign w:val="center"/>
+            <w:shd w:val="clear" w:color="auto" w:fill="009878"/>
+            <w:tcBorders>
+              <w:top w:val="single" w:sz="4" w:space="0" w:color="D0D0D0"/>
+              <w:left w:val="single" w:sz="4" w:space="0" w:color="D0D0D0"/>
+              <w:bottom w:val="single" w:sz="4" w:space="0" w:color="D0D0D0"/>
+              <w:right w:val="single" w:sz="4" w:space="0" w:color="D0D0D0"/>
+            </w:tcBorders>
+            <w:tcMar>
+              <w:top w:w="90" w:type="dxa"/>
+              <w:start w:w="120" w:type="dxa"/>
+              <w:bottom w:w="90" w:type="dxa"/>
+              <w:end w:w="120" w:type="dxa"/>
+            </w:tcMar>
           </w:tcPr>
           <w:p>
             <w:pPr>
@@ -869,8 +1069,21 @@
         </w:tc>
         <w:tc>
           <w:tcPr>
-            <w:tcW w:type="dxa" w:w="964"/>
-            <w:shd w:val="clear" w:color="auto" w:fill="00857C"/>
+            <w:tcW w:type="dxa" w:w="1077"/>
+            <w:vAlign w:val="center"/>
+            <w:shd w:val="clear" w:color="auto" w:fill="009878"/>
+            <w:tcBorders>
+              <w:top w:val="single" w:sz="4" w:space="0" w:color="D0D0D0"/>
+              <w:left w:val="single" w:sz="4" w:space="0" w:color="D0D0D0"/>
+              <w:bottom w:val="single" w:sz="4" w:space="0" w:color="D0D0D0"/>
+              <w:right w:val="single" w:sz="4" w:space="0" w:color="D0D0D0"/>
+            </w:tcBorders>
+            <w:tcMar>
+              <w:top w:w="90" w:type="dxa"/>
+              <w:start w:w="120" w:type="dxa"/>
+              <w:bottom w:w="90" w:type="dxa"/>
+              <w:end w:w="120" w:type="dxa"/>
+            </w:tcMar>
           </w:tcPr>
           <w:p>
             <w:pPr>
@@ -888,8 +1101,21 @@
         </w:tc>
         <w:tc>
           <w:tcPr>
-            <w:tcW w:type="dxa" w:w="1020"/>
-            <w:shd w:val="clear" w:color="auto" w:fill="00857C"/>
+            <w:tcW w:type="dxa" w:w="1134"/>
+            <w:vAlign w:val="center"/>
+            <w:shd w:val="clear" w:color="auto" w:fill="009878"/>
+            <w:tcBorders>
+              <w:top w:val="single" w:sz="4" w:space="0" w:color="D0D0D0"/>
+              <w:left w:val="single" w:sz="4" w:space="0" w:color="D0D0D0"/>
+              <w:bottom w:val="single" w:sz="4" w:space="0" w:color="D0D0D0"/>
+              <w:right w:val="single" w:sz="4" w:space="0" w:color="D0D0D0"/>
+            </w:tcBorders>
+            <w:tcMar>
+              <w:top w:w="90" w:type="dxa"/>
+              <w:start w:w="120" w:type="dxa"/>
+              <w:bottom w:w="90" w:type="dxa"/>
+              <w:end w:w="120" w:type="dxa"/>
+            </w:tcMar>
           </w:tcPr>
           <w:p>
             <w:pPr>
@@ -907,8 +1133,21 @@
         </w:tc>
         <w:tc>
           <w:tcPr>
-            <w:tcW w:type="dxa" w:w="1247"/>
-            <w:shd w:val="clear" w:color="auto" w:fill="00857C"/>
+            <w:tcW w:type="dxa" w:w="1361"/>
+            <w:vAlign w:val="center"/>
+            <w:shd w:val="clear" w:color="auto" w:fill="009878"/>
+            <w:tcBorders>
+              <w:top w:val="single" w:sz="4" w:space="0" w:color="D0D0D0"/>
+              <w:left w:val="single" w:sz="4" w:space="0" w:color="D0D0D0"/>
+              <w:bottom w:val="single" w:sz="4" w:space="0" w:color="D0D0D0"/>
+              <w:right w:val="single" w:sz="4" w:space="0" w:color="D0D0D0"/>
+            </w:tcBorders>
+            <w:tcMar>
+              <w:top w:w="90" w:type="dxa"/>
+              <w:start w:w="120" w:type="dxa"/>
+              <w:bottom w:w="90" w:type="dxa"/>
+              <w:end w:w="120" w:type="dxa"/>
+            </w:tcMar>
           </w:tcPr>
           <w:p>
             <w:pPr>
@@ -928,8 +1167,21 @@
       <w:tr>
         <w:tc>
           <w:tcPr>
-            <w:tcW w:type="dxa" w:w="1814"/>
+            <w:tcW w:type="dxa" w:w="2041"/>
+            <w:vAlign w:val="center"/>
             <w:shd w:val="clear" w:color="auto" w:fill="FFFFFF"/>
+            <w:tcBorders>
+              <w:top w:val="single" w:sz="4" w:space="0" w:color="D0D0D0"/>
+              <w:left w:val="single" w:sz="4" w:space="0" w:color="D0D0D0"/>
+              <w:bottom w:val="single" w:sz="4" w:space="0" w:color="D0D0D0"/>
+              <w:right w:val="single" w:sz="4" w:space="0" w:color="D0D0D0"/>
+            </w:tcBorders>
+            <w:tcMar>
+              <w:top w:w="90" w:type="dxa"/>
+              <w:start w:w="120" w:type="dxa"/>
+              <w:bottom w:w="90" w:type="dxa"/>
+              <w:end w:w="120" w:type="dxa"/>
+            </w:tcMar>
           </w:tcPr>
           <w:p>
             <w:pPr>
@@ -945,8 +1197,21 @@
         </w:tc>
         <w:tc>
           <w:tcPr>
-            <w:tcW w:type="dxa" w:w="1247"/>
+            <w:tcW w:type="dxa" w:w="1417"/>
+            <w:vAlign w:val="center"/>
             <w:shd w:val="clear" w:color="auto" w:fill="FFFFFF"/>
+            <w:tcBorders>
+              <w:top w:val="single" w:sz="4" w:space="0" w:color="D0D0D0"/>
+              <w:left w:val="single" w:sz="4" w:space="0" w:color="D0D0D0"/>
+              <w:bottom w:val="single" w:sz="4" w:space="0" w:color="D0D0D0"/>
+              <w:right w:val="single" w:sz="4" w:space="0" w:color="D0D0D0"/>
+            </w:tcBorders>
+            <w:tcMar>
+              <w:top w:w="90" w:type="dxa"/>
+              <w:start w:w="120" w:type="dxa"/>
+              <w:bottom w:w="90" w:type="dxa"/>
+              <w:end w:w="120" w:type="dxa"/>
+            </w:tcMar>
           </w:tcPr>
           <w:p>
             <w:pPr>
@@ -962,8 +1227,21 @@
         </w:tc>
         <w:tc>
           <w:tcPr>
-            <w:tcW w:type="dxa" w:w="850"/>
+            <w:tcW w:type="dxa" w:w="1020"/>
+            <w:vAlign w:val="center"/>
             <w:shd w:val="clear" w:color="auto" w:fill="FFFFFF"/>
+            <w:tcBorders>
+              <w:top w:val="single" w:sz="4" w:space="0" w:color="D0D0D0"/>
+              <w:left w:val="single" w:sz="4" w:space="0" w:color="D0D0D0"/>
+              <w:bottom w:val="single" w:sz="4" w:space="0" w:color="D0D0D0"/>
+              <w:right w:val="single" w:sz="4" w:space="0" w:color="D0D0D0"/>
+            </w:tcBorders>
+            <w:tcMar>
+              <w:top w:w="90" w:type="dxa"/>
+              <w:start w:w="120" w:type="dxa"/>
+              <w:bottom w:w="90" w:type="dxa"/>
+              <w:end w:w="120" w:type="dxa"/>
+            </w:tcMar>
           </w:tcPr>
           <w:p>
             <w:pPr>
@@ -979,59 +1257,21 @@
         </w:tc>
         <w:tc>
           <w:tcPr>
-            <w:tcW w:type="dxa" w:w="850"/>
+            <w:tcW w:type="dxa" w:w="1077"/>
+            <w:vAlign w:val="center"/>
             <w:shd w:val="clear" w:color="auto" w:fill="FFFFFF"/>
-          </w:tcPr>
-          <w:p>
-            <w:pPr>
-              <w:spacing w:before="60" w:after="60"/>
-            </w:pPr>
-            <w:r>
-              <w:rPr>
-                <w:sz w:val="18"/>
-              </w:rPr>
-              <w:t>0.220</w:t>
-            </w:r>
-          </w:p>
-        </w:tc>
-        <w:tc>
-          <w:tcPr>
-            <w:tcW w:type="dxa" w:w="794"/>
-            <w:shd w:val="clear" w:color="auto" w:fill="FFFFFF"/>
-          </w:tcPr>
-          <w:p>
-            <w:pPr>
-              <w:spacing w:before="60" w:after="60"/>
-            </w:pPr>
-            <w:r>
-              <w:rPr>
-                <w:sz w:val="18"/>
-              </w:rPr>
-              <w:t>0.249</w:t>
-            </w:r>
-          </w:p>
-        </w:tc>
-        <w:tc>
-          <w:tcPr>
-            <w:tcW w:type="dxa" w:w="794"/>
-            <w:shd w:val="clear" w:color="auto" w:fill="FFFFFF"/>
-          </w:tcPr>
-          <w:p>
-            <w:pPr>
-              <w:spacing w:before="60" w:after="60"/>
-            </w:pPr>
-            <w:r>
-              <w:rPr>
-                <w:sz w:val="18"/>
-              </w:rPr>
-              <w:t>1.924</w:t>
-            </w:r>
-          </w:p>
-        </w:tc>
-        <w:tc>
-          <w:tcPr>
-            <w:tcW w:type="dxa" w:w="964"/>
-            <w:shd w:val="clear" w:color="auto" w:fill="FFFFFF"/>
+            <w:tcBorders>
+              <w:top w:val="single" w:sz="4" w:space="0" w:color="D0D0D0"/>
+              <w:left w:val="single" w:sz="4" w:space="0" w:color="D0D0D0"/>
+              <w:bottom w:val="single" w:sz="4" w:space="0" w:color="D0D0D0"/>
+              <w:right w:val="single" w:sz="4" w:space="0" w:color="D0D0D0"/>
+            </w:tcBorders>
+            <w:tcMar>
+              <w:top w:w="90" w:type="dxa"/>
+              <w:start w:w="120" w:type="dxa"/>
+              <w:bottom w:w="90" w:type="dxa"/>
+              <w:end w:w="120" w:type="dxa"/>
+            </w:tcMar>
           </w:tcPr>
           <w:p>
             <w:pPr>
@@ -1047,8 +1287,21 @@
         </w:tc>
         <w:tc>
           <w:tcPr>
-            <w:tcW w:type="dxa" w:w="964"/>
+            <w:tcW w:type="dxa" w:w="1077"/>
+            <w:vAlign w:val="center"/>
             <w:shd w:val="clear" w:color="auto" w:fill="FFFFFF"/>
+            <w:tcBorders>
+              <w:top w:val="single" w:sz="4" w:space="0" w:color="D0D0D0"/>
+              <w:left w:val="single" w:sz="4" w:space="0" w:color="D0D0D0"/>
+              <w:bottom w:val="single" w:sz="4" w:space="0" w:color="D0D0D0"/>
+              <w:right w:val="single" w:sz="4" w:space="0" w:color="D0D0D0"/>
+            </w:tcBorders>
+            <w:tcMar>
+              <w:top w:w="90" w:type="dxa"/>
+              <w:start w:w="120" w:type="dxa"/>
+              <w:bottom w:w="90" w:type="dxa"/>
+              <w:end w:w="120" w:type="dxa"/>
+            </w:tcMar>
           </w:tcPr>
           <w:p>
             <w:pPr>
@@ -1064,8 +1317,21 @@
         </w:tc>
         <w:tc>
           <w:tcPr>
-            <w:tcW w:type="dxa" w:w="1020"/>
+            <w:tcW w:type="dxa" w:w="1134"/>
+            <w:vAlign w:val="center"/>
             <w:shd w:val="clear" w:color="auto" w:fill="FFFFFF"/>
+            <w:tcBorders>
+              <w:top w:val="single" w:sz="4" w:space="0" w:color="D0D0D0"/>
+              <w:left w:val="single" w:sz="4" w:space="0" w:color="D0D0D0"/>
+              <w:bottom w:val="single" w:sz="4" w:space="0" w:color="D0D0D0"/>
+              <w:right w:val="single" w:sz="4" w:space="0" w:color="D0D0D0"/>
+            </w:tcBorders>
+            <w:tcMar>
+              <w:top w:w="90" w:type="dxa"/>
+              <w:start w:w="120" w:type="dxa"/>
+              <w:bottom w:w="90" w:type="dxa"/>
+              <w:end w:w="120" w:type="dxa"/>
+            </w:tcMar>
           </w:tcPr>
           <w:p>
             <w:pPr>
@@ -1081,8 +1347,21 @@
         </w:tc>
         <w:tc>
           <w:tcPr>
-            <w:tcW w:type="dxa" w:w="1247"/>
+            <w:tcW w:type="dxa" w:w="1361"/>
+            <w:vAlign w:val="center"/>
             <w:shd w:val="clear" w:color="auto" w:fill="FFFFFF"/>
+            <w:tcBorders>
+              <w:top w:val="single" w:sz="4" w:space="0" w:color="D0D0D0"/>
+              <w:left w:val="single" w:sz="4" w:space="0" w:color="D0D0D0"/>
+              <w:bottom w:val="single" w:sz="4" w:space="0" w:color="D0D0D0"/>
+              <w:right w:val="single" w:sz="4" w:space="0" w:color="D0D0D0"/>
+            </w:tcBorders>
+            <w:tcMar>
+              <w:top w:w="90" w:type="dxa"/>
+              <w:start w:w="120" w:type="dxa"/>
+              <w:bottom w:w="90" w:type="dxa"/>
+              <w:end w:w="120" w:type="dxa"/>
+            </w:tcMar>
           </w:tcPr>
           <w:p>
             <w:pPr>
@@ -1100,8 +1379,21 @@
       <w:tr>
         <w:tc>
           <w:tcPr>
-            <w:tcW w:type="dxa" w:w="1814"/>
-            <w:shd w:val="clear" w:color="auto" w:fill="F2F8F7"/>
+            <w:tcW w:type="dxa" w:w="2041"/>
+            <w:vAlign w:val="center"/>
+            <w:shd w:val="clear" w:color="auto" w:fill="F7F7F7"/>
+            <w:tcBorders>
+              <w:top w:val="single" w:sz="4" w:space="0" w:color="D0D0D0"/>
+              <w:left w:val="single" w:sz="4" w:space="0" w:color="D0D0D0"/>
+              <w:bottom w:val="single" w:sz="4" w:space="0" w:color="D0D0D0"/>
+              <w:right w:val="single" w:sz="4" w:space="0" w:color="D0D0D0"/>
+            </w:tcBorders>
+            <w:tcMar>
+              <w:top w:w="90" w:type="dxa"/>
+              <w:start w:w="120" w:type="dxa"/>
+              <w:bottom w:w="90" w:type="dxa"/>
+              <w:end w:w="120" w:type="dxa"/>
+            </w:tcMar>
           </w:tcPr>
           <w:p>
             <w:pPr>
@@ -1117,8 +1409,21 @@
         </w:tc>
         <w:tc>
           <w:tcPr>
-            <w:tcW w:type="dxa" w:w="1247"/>
-            <w:shd w:val="clear" w:color="auto" w:fill="F2F8F7"/>
+            <w:tcW w:type="dxa" w:w="1417"/>
+            <w:vAlign w:val="center"/>
+            <w:shd w:val="clear" w:color="auto" w:fill="F7F7F7"/>
+            <w:tcBorders>
+              <w:top w:val="single" w:sz="4" w:space="0" w:color="D0D0D0"/>
+              <w:left w:val="single" w:sz="4" w:space="0" w:color="D0D0D0"/>
+              <w:bottom w:val="single" w:sz="4" w:space="0" w:color="D0D0D0"/>
+              <w:right w:val="single" w:sz="4" w:space="0" w:color="D0D0D0"/>
+            </w:tcBorders>
+            <w:tcMar>
+              <w:top w:w="90" w:type="dxa"/>
+              <w:start w:w="120" w:type="dxa"/>
+              <w:bottom w:w="90" w:type="dxa"/>
+              <w:end w:w="120" w:type="dxa"/>
+            </w:tcMar>
           </w:tcPr>
           <w:p>
             <w:pPr>
@@ -1134,8 +1439,21 @@
         </w:tc>
         <w:tc>
           <w:tcPr>
-            <w:tcW w:type="dxa" w:w="850"/>
-            <w:shd w:val="clear" w:color="auto" w:fill="F2F8F7"/>
+            <w:tcW w:type="dxa" w:w="1020"/>
+            <w:vAlign w:val="center"/>
+            <w:shd w:val="clear" w:color="auto" w:fill="F7F7F7"/>
+            <w:tcBorders>
+              <w:top w:val="single" w:sz="4" w:space="0" w:color="D0D0D0"/>
+              <w:left w:val="single" w:sz="4" w:space="0" w:color="D0D0D0"/>
+              <w:bottom w:val="single" w:sz="4" w:space="0" w:color="D0D0D0"/>
+              <w:right w:val="single" w:sz="4" w:space="0" w:color="D0D0D0"/>
+            </w:tcBorders>
+            <w:tcMar>
+              <w:top w:w="90" w:type="dxa"/>
+              <w:start w:w="120" w:type="dxa"/>
+              <w:bottom w:w="90" w:type="dxa"/>
+              <w:end w:w="120" w:type="dxa"/>
+            </w:tcMar>
           </w:tcPr>
           <w:p>
             <w:pPr>
@@ -1151,59 +1469,21 @@
         </w:tc>
         <w:tc>
           <w:tcPr>
-            <w:tcW w:type="dxa" w:w="850"/>
-            <w:shd w:val="clear" w:color="auto" w:fill="F2F8F7"/>
-          </w:tcPr>
-          <w:p>
-            <w:pPr>
-              <w:spacing w:before="60" w:after="60"/>
-            </w:pPr>
-            <w:r>
-              <w:rPr>
-                <w:sz w:val="18"/>
-              </w:rPr>
-              <w:t>0.010</w:t>
-            </w:r>
-          </w:p>
-        </w:tc>
-        <w:tc>
-          <w:tcPr>
-            <w:tcW w:type="dxa" w:w="794"/>
-            <w:shd w:val="clear" w:color="auto" w:fill="F2F8F7"/>
-          </w:tcPr>
-          <w:p>
-            <w:pPr>
-              <w:spacing w:before="60" w:after="60"/>
-            </w:pPr>
-            <w:r>
-              <w:rPr>
-                <w:sz w:val="18"/>
-              </w:rPr>
-              <w:t>0.000</w:t>
-            </w:r>
-          </w:p>
-        </w:tc>
-        <w:tc>
-          <w:tcPr>
-            <w:tcW w:type="dxa" w:w="794"/>
-            <w:shd w:val="clear" w:color="auto" w:fill="F2F8F7"/>
-          </w:tcPr>
-          <w:p>
-            <w:pPr>
-              <w:spacing w:before="60" w:after="60"/>
-            </w:pPr>
-            <w:r>
-              <w:rPr>
-                <w:sz w:val="18"/>
-              </w:rPr>
-              <w:t>0.092</w:t>
-            </w:r>
-          </w:p>
-        </w:tc>
-        <w:tc>
-          <w:tcPr>
-            <w:tcW w:type="dxa" w:w="964"/>
-            <w:shd w:val="clear" w:color="auto" w:fill="F2F8F7"/>
+            <w:tcW w:type="dxa" w:w="1077"/>
+            <w:vAlign w:val="center"/>
+            <w:shd w:val="clear" w:color="auto" w:fill="F7F7F7"/>
+            <w:tcBorders>
+              <w:top w:val="single" w:sz="4" w:space="0" w:color="D0D0D0"/>
+              <w:left w:val="single" w:sz="4" w:space="0" w:color="D0D0D0"/>
+              <w:bottom w:val="single" w:sz="4" w:space="0" w:color="D0D0D0"/>
+              <w:right w:val="single" w:sz="4" w:space="0" w:color="D0D0D0"/>
+            </w:tcBorders>
+            <w:tcMar>
+              <w:top w:w="90" w:type="dxa"/>
+              <w:start w:w="120" w:type="dxa"/>
+              <w:bottom w:w="90" w:type="dxa"/>
+              <w:end w:w="120" w:type="dxa"/>
+            </w:tcMar>
           </w:tcPr>
           <w:p>
             <w:pPr>
@@ -1219,8 +1499,21 @@
         </w:tc>
         <w:tc>
           <w:tcPr>
-            <w:tcW w:type="dxa" w:w="964"/>
-            <w:shd w:val="clear" w:color="auto" w:fill="F2F8F7"/>
+            <w:tcW w:type="dxa" w:w="1077"/>
+            <w:vAlign w:val="center"/>
+            <w:shd w:val="clear" w:color="auto" w:fill="F7F7F7"/>
+            <w:tcBorders>
+              <w:top w:val="single" w:sz="4" w:space="0" w:color="D0D0D0"/>
+              <w:left w:val="single" w:sz="4" w:space="0" w:color="D0D0D0"/>
+              <w:bottom w:val="single" w:sz="4" w:space="0" w:color="D0D0D0"/>
+              <w:right w:val="single" w:sz="4" w:space="0" w:color="D0D0D0"/>
+            </w:tcBorders>
+            <w:tcMar>
+              <w:top w:w="90" w:type="dxa"/>
+              <w:start w:w="120" w:type="dxa"/>
+              <w:bottom w:w="90" w:type="dxa"/>
+              <w:end w:w="120" w:type="dxa"/>
+            </w:tcMar>
           </w:tcPr>
           <w:p>
             <w:pPr>
@@ -1236,8 +1529,21 @@
         </w:tc>
         <w:tc>
           <w:tcPr>
-            <w:tcW w:type="dxa" w:w="1020"/>
-            <w:shd w:val="clear" w:color="auto" w:fill="F2F8F7"/>
+            <w:tcW w:type="dxa" w:w="1134"/>
+            <w:vAlign w:val="center"/>
+            <w:shd w:val="clear" w:color="auto" w:fill="F7F7F7"/>
+            <w:tcBorders>
+              <w:top w:val="single" w:sz="4" w:space="0" w:color="D0D0D0"/>
+              <w:left w:val="single" w:sz="4" w:space="0" w:color="D0D0D0"/>
+              <w:bottom w:val="single" w:sz="4" w:space="0" w:color="D0D0D0"/>
+              <w:right w:val="single" w:sz="4" w:space="0" w:color="D0D0D0"/>
+            </w:tcBorders>
+            <w:tcMar>
+              <w:top w:w="90" w:type="dxa"/>
+              <w:start w:w="120" w:type="dxa"/>
+              <w:bottom w:w="90" w:type="dxa"/>
+              <w:end w:w="120" w:type="dxa"/>
+            </w:tcMar>
           </w:tcPr>
           <w:p>
             <w:pPr>
@@ -1253,8 +1559,21 @@
         </w:tc>
         <w:tc>
           <w:tcPr>
-            <w:tcW w:type="dxa" w:w="1247"/>
-            <w:shd w:val="clear" w:color="auto" w:fill="F2F8F7"/>
+            <w:tcW w:type="dxa" w:w="1361"/>
+            <w:vAlign w:val="center"/>
+            <w:shd w:val="clear" w:color="auto" w:fill="F7F7F7"/>
+            <w:tcBorders>
+              <w:top w:val="single" w:sz="4" w:space="0" w:color="D0D0D0"/>
+              <w:left w:val="single" w:sz="4" w:space="0" w:color="D0D0D0"/>
+              <w:bottom w:val="single" w:sz="4" w:space="0" w:color="D0D0D0"/>
+              <w:right w:val="single" w:sz="4" w:space="0" w:color="D0D0D0"/>
+            </w:tcBorders>
+            <w:tcMar>
+              <w:top w:w="90" w:type="dxa"/>
+              <w:start w:w="120" w:type="dxa"/>
+              <w:bottom w:w="90" w:type="dxa"/>
+              <w:end w:w="120" w:type="dxa"/>
+            </w:tcMar>
           </w:tcPr>
           <w:p>
             <w:pPr>
@@ -1272,8 +1591,21 @@
       <w:tr>
         <w:tc>
           <w:tcPr>
-            <w:tcW w:type="dxa" w:w="1814"/>
+            <w:tcW w:type="dxa" w:w="2041"/>
+            <w:vAlign w:val="center"/>
             <w:shd w:val="clear" w:color="auto" w:fill="FFFFFF"/>
+            <w:tcBorders>
+              <w:top w:val="single" w:sz="4" w:space="0" w:color="D0D0D0"/>
+              <w:left w:val="single" w:sz="4" w:space="0" w:color="D0D0D0"/>
+              <w:bottom w:val="single" w:sz="4" w:space="0" w:color="D0D0D0"/>
+              <w:right w:val="single" w:sz="4" w:space="0" w:color="D0D0D0"/>
+            </w:tcBorders>
+            <w:tcMar>
+              <w:top w:w="90" w:type="dxa"/>
+              <w:start w:w="120" w:type="dxa"/>
+              <w:bottom w:w="90" w:type="dxa"/>
+              <w:end w:w="120" w:type="dxa"/>
+            </w:tcMar>
           </w:tcPr>
           <w:p>
             <w:pPr>
@@ -1289,8 +1621,21 @@
         </w:tc>
         <w:tc>
           <w:tcPr>
-            <w:tcW w:type="dxa" w:w="1247"/>
+            <w:tcW w:type="dxa" w:w="1417"/>
+            <w:vAlign w:val="center"/>
             <w:shd w:val="clear" w:color="auto" w:fill="FFFFFF"/>
+            <w:tcBorders>
+              <w:top w:val="single" w:sz="4" w:space="0" w:color="D0D0D0"/>
+              <w:left w:val="single" w:sz="4" w:space="0" w:color="D0D0D0"/>
+              <w:bottom w:val="single" w:sz="4" w:space="0" w:color="D0D0D0"/>
+              <w:right w:val="single" w:sz="4" w:space="0" w:color="D0D0D0"/>
+            </w:tcBorders>
+            <w:tcMar>
+              <w:top w:w="90" w:type="dxa"/>
+              <w:start w:w="120" w:type="dxa"/>
+              <w:bottom w:w="90" w:type="dxa"/>
+              <w:end w:w="120" w:type="dxa"/>
+            </w:tcMar>
           </w:tcPr>
           <w:p>
             <w:pPr>
@@ -1306,8 +1651,21 @@
         </w:tc>
         <w:tc>
           <w:tcPr>
-            <w:tcW w:type="dxa" w:w="850"/>
+            <w:tcW w:type="dxa" w:w="1020"/>
+            <w:vAlign w:val="center"/>
             <w:shd w:val="clear" w:color="auto" w:fill="FFFFFF"/>
+            <w:tcBorders>
+              <w:top w:val="single" w:sz="4" w:space="0" w:color="D0D0D0"/>
+              <w:left w:val="single" w:sz="4" w:space="0" w:color="D0D0D0"/>
+              <w:bottom w:val="single" w:sz="4" w:space="0" w:color="D0D0D0"/>
+              <w:right w:val="single" w:sz="4" w:space="0" w:color="D0D0D0"/>
+            </w:tcBorders>
+            <w:tcMar>
+              <w:top w:w="90" w:type="dxa"/>
+              <w:start w:w="120" w:type="dxa"/>
+              <w:bottom w:w="90" w:type="dxa"/>
+              <w:end w:w="120" w:type="dxa"/>
+            </w:tcMar>
           </w:tcPr>
           <w:p>
             <w:pPr>
@@ -1323,59 +1681,21 @@
         </w:tc>
         <w:tc>
           <w:tcPr>
-            <w:tcW w:type="dxa" w:w="850"/>
+            <w:tcW w:type="dxa" w:w="1077"/>
+            <w:vAlign w:val="center"/>
             <w:shd w:val="clear" w:color="auto" w:fill="FFFFFF"/>
-          </w:tcPr>
-          <w:p>
-            <w:pPr>
-              <w:spacing w:before="60" w:after="60"/>
-            </w:pPr>
-            <w:r>
-              <w:rPr>
-                <w:sz w:val="18"/>
-              </w:rPr>
-              <w:t>8.982</w:t>
-            </w:r>
-          </w:p>
-        </w:tc>
-        <w:tc>
-          <w:tcPr>
-            <w:tcW w:type="dxa" w:w="794"/>
-            <w:shd w:val="clear" w:color="auto" w:fill="FFFFFF"/>
-          </w:tcPr>
-          <w:p>
-            <w:pPr>
-              <w:spacing w:before="60" w:after="60"/>
-            </w:pPr>
-            <w:r>
-              <w:rPr>
-                <w:sz w:val="18"/>
-              </w:rPr>
-              <w:t>75.095</w:t>
-            </w:r>
-          </w:p>
-        </w:tc>
-        <w:tc>
-          <w:tcPr>
-            <w:tcW w:type="dxa" w:w="794"/>
-            <w:shd w:val="clear" w:color="auto" w:fill="FFFFFF"/>
-          </w:tcPr>
-          <w:p>
-            <w:pPr>
-              <w:spacing w:before="60" w:after="60"/>
-            </w:pPr>
-            <w:r>
-              <w:rPr>
-                <w:sz w:val="18"/>
-              </w:rPr>
-              <w:t>303.263</w:t>
-            </w:r>
-          </w:p>
-        </w:tc>
-        <w:tc>
-          <w:tcPr>
-            <w:tcW w:type="dxa" w:w="964"/>
-            <w:shd w:val="clear" w:color="auto" w:fill="FFFFFF"/>
+            <w:tcBorders>
+              <w:top w:val="single" w:sz="4" w:space="0" w:color="D0D0D0"/>
+              <w:left w:val="single" w:sz="4" w:space="0" w:color="D0D0D0"/>
+              <w:bottom w:val="single" w:sz="4" w:space="0" w:color="D0D0D0"/>
+              <w:right w:val="single" w:sz="4" w:space="0" w:color="D0D0D0"/>
+            </w:tcBorders>
+            <w:tcMar>
+              <w:top w:w="90" w:type="dxa"/>
+              <w:start w:w="120" w:type="dxa"/>
+              <w:bottom w:w="90" w:type="dxa"/>
+              <w:end w:w="120" w:type="dxa"/>
+            </w:tcMar>
           </w:tcPr>
           <w:p>
             <w:pPr>
@@ -1391,8 +1711,21 @@
         </w:tc>
         <w:tc>
           <w:tcPr>
-            <w:tcW w:type="dxa" w:w="964"/>
+            <w:tcW w:type="dxa" w:w="1077"/>
+            <w:vAlign w:val="center"/>
             <w:shd w:val="clear" w:color="auto" w:fill="FFFFFF"/>
+            <w:tcBorders>
+              <w:top w:val="single" w:sz="4" w:space="0" w:color="D0D0D0"/>
+              <w:left w:val="single" w:sz="4" w:space="0" w:color="D0D0D0"/>
+              <w:bottom w:val="single" w:sz="4" w:space="0" w:color="D0D0D0"/>
+              <w:right w:val="single" w:sz="4" w:space="0" w:color="D0D0D0"/>
+            </w:tcBorders>
+            <w:tcMar>
+              <w:top w:w="90" w:type="dxa"/>
+              <w:start w:w="120" w:type="dxa"/>
+              <w:bottom w:w="90" w:type="dxa"/>
+              <w:end w:w="120" w:type="dxa"/>
+            </w:tcMar>
           </w:tcPr>
           <w:p>
             <w:pPr>
@@ -1408,8 +1741,21 @@
         </w:tc>
         <w:tc>
           <w:tcPr>
-            <w:tcW w:type="dxa" w:w="1020"/>
+            <w:tcW w:type="dxa" w:w="1134"/>
+            <w:vAlign w:val="center"/>
             <w:shd w:val="clear" w:color="auto" w:fill="FFFFFF"/>
+            <w:tcBorders>
+              <w:top w:val="single" w:sz="4" w:space="0" w:color="D0D0D0"/>
+              <w:left w:val="single" w:sz="4" w:space="0" w:color="D0D0D0"/>
+              <w:bottom w:val="single" w:sz="4" w:space="0" w:color="D0D0D0"/>
+              <w:right w:val="single" w:sz="4" w:space="0" w:color="D0D0D0"/>
+            </w:tcBorders>
+            <w:tcMar>
+              <w:top w:w="90" w:type="dxa"/>
+              <w:start w:w="120" w:type="dxa"/>
+              <w:bottom w:w="90" w:type="dxa"/>
+              <w:end w:w="120" w:type="dxa"/>
+            </w:tcMar>
           </w:tcPr>
           <w:p>
             <w:pPr>
@@ -1425,8 +1771,21 @@
         </w:tc>
         <w:tc>
           <w:tcPr>
-            <w:tcW w:type="dxa" w:w="1247"/>
+            <w:tcW w:type="dxa" w:w="1361"/>
+            <w:vAlign w:val="center"/>
             <w:shd w:val="clear" w:color="auto" w:fill="FFFFFF"/>
+            <w:tcBorders>
+              <w:top w:val="single" w:sz="4" w:space="0" w:color="D0D0D0"/>
+              <w:left w:val="single" w:sz="4" w:space="0" w:color="D0D0D0"/>
+              <w:bottom w:val="single" w:sz="4" w:space="0" w:color="D0D0D0"/>
+              <w:right w:val="single" w:sz="4" w:space="0" w:color="D0D0D0"/>
+            </w:tcBorders>
+            <w:tcMar>
+              <w:top w:w="90" w:type="dxa"/>
+              <w:start w:w="120" w:type="dxa"/>
+              <w:bottom w:w="90" w:type="dxa"/>
+              <w:end w:w="120" w:type="dxa"/>
+            </w:tcMar>
           </w:tcPr>
           <w:p>
             <w:pPr>
@@ -1444,8 +1803,21 @@
       <w:tr>
         <w:tc>
           <w:tcPr>
-            <w:tcW w:type="dxa" w:w="1814"/>
-            <w:shd w:val="clear" w:color="auto" w:fill="F2F8F7"/>
+            <w:tcW w:type="dxa" w:w="2041"/>
+            <w:vAlign w:val="center"/>
+            <w:shd w:val="clear" w:color="auto" w:fill="F7F7F7"/>
+            <w:tcBorders>
+              <w:top w:val="single" w:sz="4" w:space="0" w:color="D0D0D0"/>
+              <w:left w:val="single" w:sz="4" w:space="0" w:color="D0D0D0"/>
+              <w:bottom w:val="single" w:sz="4" w:space="0" w:color="D0D0D0"/>
+              <w:right w:val="single" w:sz="4" w:space="0" w:color="D0D0D0"/>
+            </w:tcBorders>
+            <w:tcMar>
+              <w:top w:w="90" w:type="dxa"/>
+              <w:start w:w="120" w:type="dxa"/>
+              <w:bottom w:w="90" w:type="dxa"/>
+              <w:end w:w="120" w:type="dxa"/>
+            </w:tcMar>
           </w:tcPr>
           <w:p>
             <w:pPr>
@@ -1461,8 +1833,21 @@
         </w:tc>
         <w:tc>
           <w:tcPr>
-            <w:tcW w:type="dxa" w:w="1247"/>
-            <w:shd w:val="clear" w:color="auto" w:fill="F2F8F7"/>
+            <w:tcW w:type="dxa" w:w="1417"/>
+            <w:vAlign w:val="center"/>
+            <w:shd w:val="clear" w:color="auto" w:fill="F7F7F7"/>
+            <w:tcBorders>
+              <w:top w:val="single" w:sz="4" w:space="0" w:color="D0D0D0"/>
+              <w:left w:val="single" w:sz="4" w:space="0" w:color="D0D0D0"/>
+              <w:bottom w:val="single" w:sz="4" w:space="0" w:color="D0D0D0"/>
+              <w:right w:val="single" w:sz="4" w:space="0" w:color="D0D0D0"/>
+            </w:tcBorders>
+            <w:tcMar>
+              <w:top w:w="90" w:type="dxa"/>
+              <w:start w:w="120" w:type="dxa"/>
+              <w:bottom w:w="90" w:type="dxa"/>
+              <w:end w:w="120" w:type="dxa"/>
+            </w:tcMar>
           </w:tcPr>
           <w:p>
             <w:pPr>
@@ -1478,8 +1863,21 @@
         </w:tc>
         <w:tc>
           <w:tcPr>
-            <w:tcW w:type="dxa" w:w="850"/>
-            <w:shd w:val="clear" w:color="auto" w:fill="F2F8F7"/>
+            <w:tcW w:type="dxa" w:w="1020"/>
+            <w:vAlign w:val="center"/>
+            <w:shd w:val="clear" w:color="auto" w:fill="F7F7F7"/>
+            <w:tcBorders>
+              <w:top w:val="single" w:sz="4" w:space="0" w:color="D0D0D0"/>
+              <w:left w:val="single" w:sz="4" w:space="0" w:color="D0D0D0"/>
+              <w:bottom w:val="single" w:sz="4" w:space="0" w:color="D0D0D0"/>
+              <w:right w:val="single" w:sz="4" w:space="0" w:color="D0D0D0"/>
+            </w:tcBorders>
+            <w:tcMar>
+              <w:top w:w="90" w:type="dxa"/>
+              <w:start w:w="120" w:type="dxa"/>
+              <w:bottom w:w="90" w:type="dxa"/>
+              <w:end w:w="120" w:type="dxa"/>
+            </w:tcMar>
           </w:tcPr>
           <w:p>
             <w:pPr>
@@ -1495,59 +1893,21 @@
         </w:tc>
         <w:tc>
           <w:tcPr>
-            <w:tcW w:type="dxa" w:w="850"/>
-            <w:shd w:val="clear" w:color="auto" w:fill="F2F8F7"/>
-          </w:tcPr>
-          <w:p>
-            <w:pPr>
-              <w:spacing w:before="60" w:after="60"/>
-            </w:pPr>
-            <w:r>
-              <w:rPr>
-                <w:sz w:val="18"/>
-              </w:rPr>
-              <w:t>36.697</w:t>
-            </w:r>
-          </w:p>
-        </w:tc>
-        <w:tc>
-          <w:tcPr>
-            <w:tcW w:type="dxa" w:w="794"/>
-            <w:shd w:val="clear" w:color="auto" w:fill="F2F8F7"/>
-          </w:tcPr>
-          <w:p>
-            <w:pPr>
-              <w:spacing w:before="60" w:after="60"/>
-            </w:pPr>
-            <w:r>
-              <w:rPr>
-                <w:sz w:val="18"/>
-              </w:rPr>
-              <w:t>570.220</w:t>
-            </w:r>
-          </w:p>
-        </w:tc>
-        <w:tc>
-          <w:tcPr>
-            <w:tcW w:type="dxa" w:w="794"/>
-            <w:shd w:val="clear" w:color="auto" w:fill="F2F8F7"/>
-          </w:tcPr>
-          <w:p>
-            <w:pPr>
-              <w:spacing w:before="60" w:after="60"/>
-            </w:pPr>
-            <w:r>
-              <w:rPr>
-                <w:sz w:val="18"/>
-              </w:rPr>
-              <w:t>967.757</w:t>
-            </w:r>
-          </w:p>
-        </w:tc>
-        <w:tc>
-          <w:tcPr>
-            <w:tcW w:type="dxa" w:w="964"/>
-            <w:shd w:val="clear" w:color="auto" w:fill="F2F8F7"/>
+            <w:tcW w:type="dxa" w:w="1077"/>
+            <w:vAlign w:val="center"/>
+            <w:shd w:val="clear" w:color="auto" w:fill="F7F7F7"/>
+            <w:tcBorders>
+              <w:top w:val="single" w:sz="4" w:space="0" w:color="D0D0D0"/>
+              <w:left w:val="single" w:sz="4" w:space="0" w:color="D0D0D0"/>
+              <w:bottom w:val="single" w:sz="4" w:space="0" w:color="D0D0D0"/>
+              <w:right w:val="single" w:sz="4" w:space="0" w:color="D0D0D0"/>
+            </w:tcBorders>
+            <w:tcMar>
+              <w:top w:w="90" w:type="dxa"/>
+              <w:start w:w="120" w:type="dxa"/>
+              <w:bottom w:w="90" w:type="dxa"/>
+              <w:end w:w="120" w:type="dxa"/>
+            </w:tcMar>
           </w:tcPr>
           <w:p>
             <w:pPr>
@@ -1563,8 +1923,21 @@
         </w:tc>
         <w:tc>
           <w:tcPr>
-            <w:tcW w:type="dxa" w:w="964"/>
-            <w:shd w:val="clear" w:color="auto" w:fill="F2F8F7"/>
+            <w:tcW w:type="dxa" w:w="1077"/>
+            <w:vAlign w:val="center"/>
+            <w:shd w:val="clear" w:color="auto" w:fill="F7F7F7"/>
+            <w:tcBorders>
+              <w:top w:val="single" w:sz="4" w:space="0" w:color="D0D0D0"/>
+              <w:left w:val="single" w:sz="4" w:space="0" w:color="D0D0D0"/>
+              <w:bottom w:val="single" w:sz="4" w:space="0" w:color="D0D0D0"/>
+              <w:right w:val="single" w:sz="4" w:space="0" w:color="D0D0D0"/>
+            </w:tcBorders>
+            <w:tcMar>
+              <w:top w:w="90" w:type="dxa"/>
+              <w:start w:w="120" w:type="dxa"/>
+              <w:bottom w:w="90" w:type="dxa"/>
+              <w:end w:w="120" w:type="dxa"/>
+            </w:tcMar>
           </w:tcPr>
           <w:p>
             <w:pPr>
@@ -1580,8 +1953,21 @@
         </w:tc>
         <w:tc>
           <w:tcPr>
-            <w:tcW w:type="dxa" w:w="1020"/>
-            <w:shd w:val="clear" w:color="auto" w:fill="F2F8F7"/>
+            <w:tcW w:type="dxa" w:w="1134"/>
+            <w:vAlign w:val="center"/>
+            <w:shd w:val="clear" w:color="auto" w:fill="F7F7F7"/>
+            <w:tcBorders>
+              <w:top w:val="single" w:sz="4" w:space="0" w:color="D0D0D0"/>
+              <w:left w:val="single" w:sz="4" w:space="0" w:color="D0D0D0"/>
+              <w:bottom w:val="single" w:sz="4" w:space="0" w:color="D0D0D0"/>
+              <w:right w:val="single" w:sz="4" w:space="0" w:color="D0D0D0"/>
+            </w:tcBorders>
+            <w:tcMar>
+              <w:top w:w="90" w:type="dxa"/>
+              <w:start w:w="120" w:type="dxa"/>
+              <w:bottom w:w="90" w:type="dxa"/>
+              <w:end w:w="120" w:type="dxa"/>
+            </w:tcMar>
           </w:tcPr>
           <w:p>
             <w:pPr>
@@ -1597,8 +1983,21 @@
         </w:tc>
         <w:tc>
           <w:tcPr>
-            <w:tcW w:type="dxa" w:w="1247"/>
-            <w:shd w:val="clear" w:color="auto" w:fill="F2F8F7"/>
+            <w:tcW w:type="dxa" w:w="1361"/>
+            <w:vAlign w:val="center"/>
+            <w:shd w:val="clear" w:color="auto" w:fill="F7F7F7"/>
+            <w:tcBorders>
+              <w:top w:val="single" w:sz="4" w:space="0" w:color="D0D0D0"/>
+              <w:left w:val="single" w:sz="4" w:space="0" w:color="D0D0D0"/>
+              <w:bottom w:val="single" w:sz="4" w:space="0" w:color="D0D0D0"/>
+              <w:right w:val="single" w:sz="4" w:space="0" w:color="D0D0D0"/>
+            </w:tcBorders>
+            <w:tcMar>
+              <w:top w:w="90" w:type="dxa"/>
+              <w:start w:w="120" w:type="dxa"/>
+              <w:bottom w:w="90" w:type="dxa"/>
+              <w:end w:w="120" w:type="dxa"/>
+            </w:tcMar>
           </w:tcPr>
           <w:p>
             <w:pPr>
@@ -1616,8 +2015,21 @@
       <w:tr>
         <w:tc>
           <w:tcPr>
-            <w:tcW w:type="dxa" w:w="1814"/>
+            <w:tcW w:type="dxa" w:w="2041"/>
+            <w:vAlign w:val="center"/>
             <w:shd w:val="clear" w:color="auto" w:fill="FFFFFF"/>
+            <w:tcBorders>
+              <w:top w:val="single" w:sz="4" w:space="0" w:color="D0D0D0"/>
+              <w:left w:val="single" w:sz="4" w:space="0" w:color="D0D0D0"/>
+              <w:bottom w:val="single" w:sz="4" w:space="0" w:color="D0D0D0"/>
+              <w:right w:val="single" w:sz="4" w:space="0" w:color="D0D0D0"/>
+            </w:tcBorders>
+            <w:tcMar>
+              <w:top w:w="90" w:type="dxa"/>
+              <w:start w:w="120" w:type="dxa"/>
+              <w:bottom w:w="90" w:type="dxa"/>
+              <w:end w:w="120" w:type="dxa"/>
+            </w:tcMar>
           </w:tcPr>
           <w:p>
             <w:pPr>
@@ -1633,8 +2045,21 @@
         </w:tc>
         <w:tc>
           <w:tcPr>
-            <w:tcW w:type="dxa" w:w="1247"/>
+            <w:tcW w:type="dxa" w:w="1417"/>
+            <w:vAlign w:val="center"/>
             <w:shd w:val="clear" w:color="auto" w:fill="FFFFFF"/>
+            <w:tcBorders>
+              <w:top w:val="single" w:sz="4" w:space="0" w:color="D0D0D0"/>
+              <w:left w:val="single" w:sz="4" w:space="0" w:color="D0D0D0"/>
+              <w:bottom w:val="single" w:sz="4" w:space="0" w:color="D0D0D0"/>
+              <w:right w:val="single" w:sz="4" w:space="0" w:color="D0D0D0"/>
+            </w:tcBorders>
+            <w:tcMar>
+              <w:top w:w="90" w:type="dxa"/>
+              <w:start w:w="120" w:type="dxa"/>
+              <w:bottom w:w="90" w:type="dxa"/>
+              <w:end w:w="120" w:type="dxa"/>
+            </w:tcMar>
           </w:tcPr>
           <w:p>
             <w:pPr>
@@ -1650,8 +2075,21 @@
         </w:tc>
         <w:tc>
           <w:tcPr>
-            <w:tcW w:type="dxa" w:w="850"/>
+            <w:tcW w:type="dxa" w:w="1020"/>
+            <w:vAlign w:val="center"/>
             <w:shd w:val="clear" w:color="auto" w:fill="FFFFFF"/>
+            <w:tcBorders>
+              <w:top w:val="single" w:sz="4" w:space="0" w:color="D0D0D0"/>
+              <w:left w:val="single" w:sz="4" w:space="0" w:color="D0D0D0"/>
+              <w:bottom w:val="single" w:sz="4" w:space="0" w:color="D0D0D0"/>
+              <w:right w:val="single" w:sz="4" w:space="0" w:color="D0D0D0"/>
+            </w:tcBorders>
+            <w:tcMar>
+              <w:top w:w="90" w:type="dxa"/>
+              <w:start w:w="120" w:type="dxa"/>
+              <w:bottom w:w="90" w:type="dxa"/>
+              <w:end w:w="120" w:type="dxa"/>
+            </w:tcMar>
           </w:tcPr>
           <w:p>
             <w:pPr>
@@ -1667,59 +2105,21 @@
         </w:tc>
         <w:tc>
           <w:tcPr>
-            <w:tcW w:type="dxa" w:w="850"/>
+            <w:tcW w:type="dxa" w:w="1077"/>
+            <w:vAlign w:val="center"/>
             <w:shd w:val="clear" w:color="auto" w:fill="FFFFFF"/>
-          </w:tcPr>
-          <w:p>
-            <w:pPr>
-              <w:spacing w:before="60" w:after="60"/>
-            </w:pPr>
-            <w:r>
-              <w:rPr>
-                <w:sz w:val="18"/>
-              </w:rPr>
-              <w:t>0.151</w:t>
-            </w:r>
-          </w:p>
-        </w:tc>
-        <w:tc>
-          <w:tcPr>
-            <w:tcW w:type="dxa" w:w="794"/>
-            <w:shd w:val="clear" w:color="auto" w:fill="FFFFFF"/>
-          </w:tcPr>
-          <w:p>
-            <w:pPr>
-              <w:spacing w:before="60" w:after="60"/>
-            </w:pPr>
-            <w:r>
-              <w:rPr>
-                <w:sz w:val="18"/>
-              </w:rPr>
-              <w:t>8.412</w:t>
-            </w:r>
-          </w:p>
-        </w:tc>
-        <w:tc>
-          <w:tcPr>
-            <w:tcW w:type="dxa" w:w="794"/>
-            <w:shd w:val="clear" w:color="auto" w:fill="FFFFFF"/>
-          </w:tcPr>
-          <w:p>
-            <w:pPr>
-              <w:spacing w:before="60" w:after="60"/>
-            </w:pPr>
-            <w:r>
-              <w:rPr>
-                <w:sz w:val="18"/>
-              </w:rPr>
-              <w:t>9.055</w:t>
-            </w:r>
-          </w:p>
-        </w:tc>
-        <w:tc>
-          <w:tcPr>
-            <w:tcW w:type="dxa" w:w="964"/>
-            <w:shd w:val="clear" w:color="auto" w:fill="FFFFFF"/>
+            <w:tcBorders>
+              <w:top w:val="single" w:sz="4" w:space="0" w:color="D0D0D0"/>
+              <w:left w:val="single" w:sz="4" w:space="0" w:color="D0D0D0"/>
+              <w:bottom w:val="single" w:sz="4" w:space="0" w:color="D0D0D0"/>
+              <w:right w:val="single" w:sz="4" w:space="0" w:color="D0D0D0"/>
+            </w:tcBorders>
+            <w:tcMar>
+              <w:top w:w="90" w:type="dxa"/>
+              <w:start w:w="120" w:type="dxa"/>
+              <w:bottom w:w="90" w:type="dxa"/>
+              <w:end w:w="120" w:type="dxa"/>
+            </w:tcMar>
           </w:tcPr>
           <w:p>
             <w:pPr>
@@ -1735,8 +2135,21 @@
         </w:tc>
         <w:tc>
           <w:tcPr>
-            <w:tcW w:type="dxa" w:w="964"/>
+            <w:tcW w:type="dxa" w:w="1077"/>
+            <w:vAlign w:val="center"/>
             <w:shd w:val="clear" w:color="auto" w:fill="FFFFFF"/>
+            <w:tcBorders>
+              <w:top w:val="single" w:sz="4" w:space="0" w:color="D0D0D0"/>
+              <w:left w:val="single" w:sz="4" w:space="0" w:color="D0D0D0"/>
+              <w:bottom w:val="single" w:sz="4" w:space="0" w:color="D0D0D0"/>
+              <w:right w:val="single" w:sz="4" w:space="0" w:color="D0D0D0"/>
+            </w:tcBorders>
+            <w:tcMar>
+              <w:top w:w="90" w:type="dxa"/>
+              <w:start w:w="120" w:type="dxa"/>
+              <w:bottom w:w="90" w:type="dxa"/>
+              <w:end w:w="120" w:type="dxa"/>
+            </w:tcMar>
           </w:tcPr>
           <w:p>
             <w:pPr>
@@ -1752,8 +2165,21 @@
         </w:tc>
         <w:tc>
           <w:tcPr>
-            <w:tcW w:type="dxa" w:w="1020"/>
+            <w:tcW w:type="dxa" w:w="1134"/>
+            <w:vAlign w:val="center"/>
             <w:shd w:val="clear" w:color="auto" w:fill="FFFFFF"/>
+            <w:tcBorders>
+              <w:top w:val="single" w:sz="4" w:space="0" w:color="D0D0D0"/>
+              <w:left w:val="single" w:sz="4" w:space="0" w:color="D0D0D0"/>
+              <w:bottom w:val="single" w:sz="4" w:space="0" w:color="D0D0D0"/>
+              <w:right w:val="single" w:sz="4" w:space="0" w:color="D0D0D0"/>
+            </w:tcBorders>
+            <w:tcMar>
+              <w:top w:w="90" w:type="dxa"/>
+              <w:start w:w="120" w:type="dxa"/>
+              <w:bottom w:w="90" w:type="dxa"/>
+              <w:end w:w="120" w:type="dxa"/>
+            </w:tcMar>
           </w:tcPr>
           <w:p>
             <w:pPr>
@@ -1769,8 +2195,21 @@
         </w:tc>
         <w:tc>
           <w:tcPr>
-            <w:tcW w:type="dxa" w:w="1247"/>
+            <w:tcW w:type="dxa" w:w="1361"/>
+            <w:vAlign w:val="center"/>
             <w:shd w:val="clear" w:color="auto" w:fill="FFFFFF"/>
+            <w:tcBorders>
+              <w:top w:val="single" w:sz="4" w:space="0" w:color="D0D0D0"/>
+              <w:left w:val="single" w:sz="4" w:space="0" w:color="D0D0D0"/>
+              <w:bottom w:val="single" w:sz="4" w:space="0" w:color="D0D0D0"/>
+              <w:right w:val="single" w:sz="4" w:space="0" w:color="D0D0D0"/>
+            </w:tcBorders>
+            <w:tcMar>
+              <w:top w:w="90" w:type="dxa"/>
+              <w:start w:w="120" w:type="dxa"/>
+              <w:bottom w:w="90" w:type="dxa"/>
+              <w:end w:w="120" w:type="dxa"/>
+            </w:tcMar>
           </w:tcPr>
           <w:p>
             <w:pPr>
@@ -1780,7 +2219,7 @@
               <w:rPr>
                 <w:sz w:val="18"/>
               </w:rPr>
-              <w:t>ℹ Info</w:t>
+              <w:t>✓ Excellent</w:t>
             </w:r>
           </w:p>
         </w:tc>
@@ -1788,8 +2227,21 @@
       <w:tr>
         <w:tc>
           <w:tcPr>
-            <w:tcW w:type="dxa" w:w="1814"/>
-            <w:shd w:val="clear" w:color="auto" w:fill="F2F8F7"/>
+            <w:tcW w:type="dxa" w:w="2041"/>
+            <w:vAlign w:val="center"/>
+            <w:shd w:val="clear" w:color="auto" w:fill="F7F7F7"/>
+            <w:tcBorders>
+              <w:top w:val="single" w:sz="4" w:space="0" w:color="D0D0D0"/>
+              <w:left w:val="single" w:sz="4" w:space="0" w:color="D0D0D0"/>
+              <w:bottom w:val="single" w:sz="4" w:space="0" w:color="D0D0D0"/>
+              <w:right w:val="single" w:sz="4" w:space="0" w:color="D0D0D0"/>
+            </w:tcBorders>
+            <w:tcMar>
+              <w:top w:w="90" w:type="dxa"/>
+              <w:start w:w="120" w:type="dxa"/>
+              <w:bottom w:w="90" w:type="dxa"/>
+              <w:end w:w="120" w:type="dxa"/>
+            </w:tcMar>
           </w:tcPr>
           <w:p>
             <w:pPr>
@@ -1799,14 +2251,27 @@
               <w:rPr>
                 <w:sz w:val="18"/>
               </w:rPr>
-              <w:t>ORP (mV)</w:t>
+              <w:t>Turbidity (NTU)</w:t>
             </w:r>
           </w:p>
         </w:tc>
         <w:tc>
           <w:tcPr>
-            <w:tcW w:type="dxa" w:w="1247"/>
-            <w:shd w:val="clear" w:color="auto" w:fill="F2F8F7"/>
+            <w:tcW w:type="dxa" w:w="1417"/>
+            <w:vAlign w:val="center"/>
+            <w:shd w:val="clear" w:color="auto" w:fill="F7F7F7"/>
+            <w:tcBorders>
+              <w:top w:val="single" w:sz="4" w:space="0" w:color="D0D0D0"/>
+              <w:left w:val="single" w:sz="4" w:space="0" w:color="D0D0D0"/>
+              <w:bottom w:val="single" w:sz="4" w:space="0" w:color="D0D0D0"/>
+              <w:right w:val="single" w:sz="4" w:space="0" w:color="D0D0D0"/>
+            </w:tcBorders>
+            <w:tcMar>
+              <w:top w:w="90" w:type="dxa"/>
+              <w:start w:w="120" w:type="dxa"/>
+              <w:bottom w:w="90" w:type="dxa"/>
+              <w:end w:w="120" w:type="dxa"/>
+            </w:tcMar>
           </w:tcPr>
           <w:p>
             <w:pPr>
@@ -1822,8 +2287,21 @@
         </w:tc>
         <w:tc>
           <w:tcPr>
-            <w:tcW w:type="dxa" w:w="850"/>
-            <w:shd w:val="clear" w:color="auto" w:fill="F2F8F7"/>
+            <w:tcW w:type="dxa" w:w="1020"/>
+            <w:vAlign w:val="center"/>
+            <w:shd w:val="clear" w:color="auto" w:fill="F7F7F7"/>
+            <w:tcBorders>
+              <w:top w:val="single" w:sz="4" w:space="0" w:color="D0D0D0"/>
+              <w:left w:val="single" w:sz="4" w:space="0" w:color="D0D0D0"/>
+              <w:bottom w:val="single" w:sz="4" w:space="0" w:color="D0D0D0"/>
+              <w:right w:val="single" w:sz="4" w:space="0" w:color="D0D0D0"/>
+            </w:tcBorders>
+            <w:tcMar>
+              <w:top w:w="90" w:type="dxa"/>
+              <w:start w:w="120" w:type="dxa"/>
+              <w:bottom w:w="90" w:type="dxa"/>
+              <w:end w:w="120" w:type="dxa"/>
+            </w:tcMar>
           </w:tcPr>
           <w:p>
             <w:pPr>
@@ -1833,14 +2311,27 @@
               <w:rPr>
                 <w:sz w:val="18"/>
               </w:rPr>
-              <w:t>525.698</w:t>
+              <w:t>5.754</w:t>
             </w:r>
           </w:p>
         </w:tc>
         <w:tc>
           <w:tcPr>
-            <w:tcW w:type="dxa" w:w="850"/>
-            <w:shd w:val="clear" w:color="auto" w:fill="F2F8F7"/>
+            <w:tcW w:type="dxa" w:w="1077"/>
+            <w:vAlign w:val="center"/>
+            <w:shd w:val="clear" w:color="auto" w:fill="F7F7F7"/>
+            <w:tcBorders>
+              <w:top w:val="single" w:sz="4" w:space="0" w:color="D0D0D0"/>
+              <w:left w:val="single" w:sz="4" w:space="0" w:color="D0D0D0"/>
+              <w:bottom w:val="single" w:sz="4" w:space="0" w:color="D0D0D0"/>
+              <w:right w:val="single" w:sz="4" w:space="0" w:color="D0D0D0"/>
+            </w:tcBorders>
+            <w:tcMar>
+              <w:top w:w="90" w:type="dxa"/>
+              <w:start w:w="120" w:type="dxa"/>
+              <w:bottom w:w="90" w:type="dxa"/>
+              <w:end w:w="120" w:type="dxa"/>
+            </w:tcMar>
           </w:tcPr>
           <w:p>
             <w:pPr>
@@ -1850,14 +2341,27 @@
               <w:rPr>
                 <w:sz w:val="18"/>
               </w:rPr>
-              <w:t>106.369</w:t>
+              <w:t>0.0</w:t>
             </w:r>
           </w:p>
         </w:tc>
         <w:tc>
           <w:tcPr>
-            <w:tcW w:type="dxa" w:w="794"/>
-            <w:shd w:val="clear" w:color="auto" w:fill="F2F8F7"/>
+            <w:tcW w:type="dxa" w:w="1077"/>
+            <w:vAlign w:val="center"/>
+            <w:shd w:val="clear" w:color="auto" w:fill="F7F7F7"/>
+            <w:tcBorders>
+              <w:top w:val="single" w:sz="4" w:space="0" w:color="D0D0D0"/>
+              <w:left w:val="single" w:sz="4" w:space="0" w:color="D0D0D0"/>
+              <w:bottom w:val="single" w:sz="4" w:space="0" w:color="D0D0D0"/>
+              <w:right w:val="single" w:sz="4" w:space="0" w:color="D0D0D0"/>
+            </w:tcBorders>
+            <w:tcMar>
+              <w:top w:w="90" w:type="dxa"/>
+              <w:start w:w="120" w:type="dxa"/>
+              <w:bottom w:w="90" w:type="dxa"/>
+              <w:end w:w="120" w:type="dxa"/>
+            </w:tcMar>
           </w:tcPr>
           <w:p>
             <w:pPr>
@@ -1867,14 +2371,27 @@
               <w:rPr>
                 <w:sz w:val="18"/>
               </w:rPr>
-              <w:t>59.013</w:t>
+              <w:t>75.0</w:t>
             </w:r>
           </w:p>
         </w:tc>
         <w:tc>
           <w:tcPr>
-            <w:tcW w:type="dxa" w:w="794"/>
-            <w:shd w:val="clear" w:color="auto" w:fill="F2F8F7"/>
+            <w:tcW w:type="dxa" w:w="1134"/>
+            <w:vAlign w:val="center"/>
+            <w:shd w:val="clear" w:color="auto" w:fill="F7F7F7"/>
+            <w:tcBorders>
+              <w:top w:val="single" w:sz="4" w:space="0" w:color="D0D0D0"/>
+              <w:left w:val="single" w:sz="4" w:space="0" w:color="D0D0D0"/>
+              <w:bottom w:val="single" w:sz="4" w:space="0" w:color="D0D0D0"/>
+              <w:right w:val="single" w:sz="4" w:space="0" w:color="D0D0D0"/>
+            </w:tcBorders>
+            <w:tcMar>
+              <w:top w:w="90" w:type="dxa"/>
+              <w:start w:w="120" w:type="dxa"/>
+              <w:bottom w:w="90" w:type="dxa"/>
+              <w:end w:w="120" w:type="dxa"/>
+            </w:tcMar>
           </w:tcPr>
           <w:p>
             <w:pPr>
@@ -1884,14 +2401,27 @@
               <w:rPr>
                 <w:sz w:val="18"/>
               </w:rPr>
-              <w:t>715.000</w:t>
+              <w:t>100.0%</w:t>
             </w:r>
           </w:p>
         </w:tc>
         <w:tc>
           <w:tcPr>
-            <w:tcW w:type="dxa" w:w="964"/>
-            <w:shd w:val="clear" w:color="auto" w:fill="F2F8F7"/>
+            <w:tcW w:type="dxa" w:w="1361"/>
+            <w:vAlign w:val="center"/>
+            <w:shd w:val="clear" w:color="auto" w:fill="F7F7F7"/>
+            <w:tcBorders>
+              <w:top w:val="single" w:sz="4" w:space="0" w:color="D0D0D0"/>
+              <w:left w:val="single" w:sz="4" w:space="0" w:color="D0D0D0"/>
+              <w:bottom w:val="single" w:sz="4" w:space="0" w:color="D0D0D0"/>
+              <w:right w:val="single" w:sz="4" w:space="0" w:color="D0D0D0"/>
+            </w:tcBorders>
+            <w:tcMar>
+              <w:top w:w="90" w:type="dxa"/>
+              <w:start w:w="120" w:type="dxa"/>
+              <w:bottom w:w="90" w:type="dxa"/>
+              <w:end w:w="120" w:type="dxa"/>
+            </w:tcMar>
           </w:tcPr>
           <w:p>
             <w:pPr>
@@ -1901,14 +2431,29 @@
               <w:rPr>
                 <w:sz w:val="18"/>
               </w:rPr>
-              <w:t>–</w:t>
+              <w:t>✓ Excellent</w:t>
             </w:r>
           </w:p>
         </w:tc>
+      </w:tr>
+      <w:tr>
         <w:tc>
           <w:tcPr>
-            <w:tcW w:type="dxa" w:w="964"/>
-            <w:shd w:val="clear" w:color="auto" w:fill="F2F8F7"/>
+            <w:tcW w:type="dxa" w:w="2041"/>
+            <w:vAlign w:val="center"/>
+            <w:shd w:val="clear" w:color="auto" w:fill="FFFFFF"/>
+            <w:tcBorders>
+              <w:top w:val="single" w:sz="4" w:space="0" w:color="D0D0D0"/>
+              <w:left w:val="single" w:sz="4" w:space="0" w:color="D0D0D0"/>
+              <w:bottom w:val="single" w:sz="4" w:space="0" w:color="D0D0D0"/>
+              <w:right w:val="single" w:sz="4" w:space="0" w:color="D0D0D0"/>
+            </w:tcBorders>
+            <w:tcMar>
+              <w:top w:w="90" w:type="dxa"/>
+              <w:start w:w="120" w:type="dxa"/>
+              <w:bottom w:w="90" w:type="dxa"/>
+              <w:end w:w="120" w:type="dxa"/>
+            </w:tcMar>
           </w:tcPr>
           <w:p>
             <w:pPr>
@@ -1918,67 +2463,27 @@
               <w:rPr>
                 <w:sz w:val="18"/>
               </w:rPr>
-              <w:t>–</w:t>
+              <w:t>Cell Fouling (%)</w:t>
             </w:r>
           </w:p>
         </w:tc>
         <w:tc>
           <w:tcPr>
-            <w:tcW w:type="dxa" w:w="1020"/>
-            <w:shd w:val="clear" w:color="auto" w:fill="F2F8F7"/>
-          </w:tcPr>
-          <w:p>
-            <w:pPr>
-              <w:spacing w:before="60" w:after="60"/>
-            </w:pPr>
-            <w:r>
-              <w:rPr>
-                <w:sz w:val="18"/>
-              </w:rPr>
-              <w:t>–</w:t>
-            </w:r>
-          </w:p>
-        </w:tc>
-        <w:tc>
-          <w:tcPr>
-            <w:tcW w:type="dxa" w:w="1247"/>
-            <w:shd w:val="clear" w:color="auto" w:fill="F2F8F7"/>
-          </w:tcPr>
-          <w:p>
-            <w:pPr>
-              <w:spacing w:before="60" w:after="60"/>
-            </w:pPr>
-            <w:r>
-              <w:rPr>
-                <w:sz w:val="18"/>
-              </w:rPr>
-              <w:t>See chart</w:t>
-            </w:r>
-          </w:p>
-        </w:tc>
-      </w:tr>
-      <w:tr>
-        <w:tc>
-          <w:tcPr>
-            <w:tcW w:type="dxa" w:w="1814"/>
+            <w:tcW w:type="dxa" w:w="1417"/>
+            <w:vAlign w:val="center"/>
             <w:shd w:val="clear" w:color="auto" w:fill="FFFFFF"/>
-          </w:tcPr>
-          <w:p>
-            <w:pPr>
-              <w:spacing w:before="60" w:after="60"/>
-            </w:pPr>
-            <w:r>
-              <w:rPr>
-                <w:sz w:val="18"/>
-              </w:rPr>
-              <w:t>Turbidity (NTU)</w:t>
-            </w:r>
-          </w:p>
-        </w:tc>
-        <w:tc>
-          <w:tcPr>
-            <w:tcW w:type="dxa" w:w="1247"/>
-            <w:shd w:val="clear" w:color="auto" w:fill="FFFFFF"/>
+            <w:tcBorders>
+              <w:top w:val="single" w:sz="4" w:space="0" w:color="D0D0D0"/>
+              <w:left w:val="single" w:sz="4" w:space="0" w:color="D0D0D0"/>
+              <w:bottom w:val="single" w:sz="4" w:space="0" w:color="D0D0D0"/>
+              <w:right w:val="single" w:sz="4" w:space="0" w:color="D0D0D0"/>
+            </w:tcBorders>
+            <w:tcMar>
+              <w:top w:w="90" w:type="dxa"/>
+              <w:start w:w="120" w:type="dxa"/>
+              <w:bottom w:w="90" w:type="dxa"/>
+              <w:end w:w="120" w:type="dxa"/>
+            </w:tcMar>
           </w:tcPr>
           <w:p>
             <w:pPr>
@@ -1994,180 +2499,21 @@
         </w:tc>
         <w:tc>
           <w:tcPr>
-            <w:tcW w:type="dxa" w:w="850"/>
+            <w:tcW w:type="dxa" w:w="1020"/>
+            <w:vAlign w:val="center"/>
             <w:shd w:val="clear" w:color="auto" w:fill="FFFFFF"/>
-          </w:tcPr>
-          <w:p>
-            <w:pPr>
-              <w:spacing w:before="60" w:after="60"/>
-            </w:pPr>
-            <w:r>
-              <w:rPr>
-                <w:sz w:val="18"/>
-              </w:rPr>
-              <w:t>5.754</w:t>
-            </w:r>
-          </w:p>
-        </w:tc>
-        <w:tc>
-          <w:tcPr>
-            <w:tcW w:type="dxa" w:w="850"/>
-            <w:shd w:val="clear" w:color="auto" w:fill="FFFFFF"/>
-          </w:tcPr>
-          <w:p>
-            <w:pPr>
-              <w:spacing w:before="60" w:after="60"/>
-            </w:pPr>
-            <w:r>
-              <w:rPr>
-                <w:sz w:val="18"/>
-              </w:rPr>
-              <w:t>0.592</w:t>
-            </w:r>
-          </w:p>
-        </w:tc>
-        <w:tc>
-          <w:tcPr>
-            <w:tcW w:type="dxa" w:w="794"/>
-            <w:shd w:val="clear" w:color="auto" w:fill="FFFFFF"/>
-          </w:tcPr>
-          <w:p>
-            <w:pPr>
-              <w:spacing w:before="60" w:after="60"/>
-            </w:pPr>
-            <w:r>
-              <w:rPr>
-                <w:sz w:val="18"/>
-              </w:rPr>
-              <w:t>3.150</w:t>
-            </w:r>
-          </w:p>
-        </w:tc>
-        <w:tc>
-          <w:tcPr>
-            <w:tcW w:type="dxa" w:w="794"/>
-            <w:shd w:val="clear" w:color="auto" w:fill="FFFFFF"/>
-          </w:tcPr>
-          <w:p>
-            <w:pPr>
-              <w:spacing w:before="60" w:after="60"/>
-            </w:pPr>
-            <w:r>
-              <w:rPr>
-                <w:sz w:val="18"/>
-              </w:rPr>
-              <w:t>6.947</w:t>
-            </w:r>
-          </w:p>
-        </w:tc>
-        <w:tc>
-          <w:tcPr>
-            <w:tcW w:type="dxa" w:w="964"/>
-            <w:shd w:val="clear" w:color="auto" w:fill="FFFFFF"/>
-          </w:tcPr>
-          <w:p>
-            <w:pPr>
-              <w:spacing w:before="60" w:after="60"/>
-            </w:pPr>
-            <w:r>
-              <w:rPr>
-                <w:sz w:val="18"/>
-              </w:rPr>
-              <w:t>–</w:t>
-            </w:r>
-          </w:p>
-        </w:tc>
-        <w:tc>
-          <w:tcPr>
-            <w:tcW w:type="dxa" w:w="964"/>
-            <w:shd w:val="clear" w:color="auto" w:fill="FFFFFF"/>
-          </w:tcPr>
-          <w:p>
-            <w:pPr>
-              <w:spacing w:before="60" w:after="60"/>
-            </w:pPr>
-            <w:r>
-              <w:rPr>
-                <w:sz w:val="18"/>
-              </w:rPr>
-              <w:t>75.0</w:t>
-            </w:r>
-          </w:p>
-        </w:tc>
-        <w:tc>
-          <w:tcPr>
-            <w:tcW w:type="dxa" w:w="1020"/>
-            <w:shd w:val="clear" w:color="auto" w:fill="FFFFFF"/>
-          </w:tcPr>
-          <w:p>
-            <w:pPr>
-              <w:spacing w:before="60" w:after="60"/>
-            </w:pPr>
-            <w:r>
-              <w:rPr>
-                <w:sz w:val="18"/>
-              </w:rPr>
-              <w:t>–</w:t>
-            </w:r>
-          </w:p>
-        </w:tc>
-        <w:tc>
-          <w:tcPr>
-            <w:tcW w:type="dxa" w:w="1247"/>
-            <w:shd w:val="clear" w:color="auto" w:fill="FFFFFF"/>
-          </w:tcPr>
-          <w:p>
-            <w:pPr>
-              <w:spacing w:before="60" w:after="60"/>
-            </w:pPr>
-            <w:r>
-              <w:rPr>
-                <w:sz w:val="18"/>
-              </w:rPr>
-              <w:t>ℹ Info</w:t>
-            </w:r>
-          </w:p>
-        </w:tc>
-      </w:tr>
-      <w:tr>
-        <w:tc>
-          <w:tcPr>
-            <w:tcW w:type="dxa" w:w="1814"/>
-            <w:shd w:val="clear" w:color="auto" w:fill="F2F8F7"/>
-          </w:tcPr>
-          <w:p>
-            <w:pPr>
-              <w:spacing w:before="60" w:after="60"/>
-            </w:pPr>
-            <w:r>
-              <w:rPr>
-                <w:sz w:val="18"/>
-              </w:rPr>
-              <w:t>Cell Fouling (%)</w:t>
-            </w:r>
-          </w:p>
-        </w:tc>
-        <w:tc>
-          <w:tcPr>
-            <w:tcW w:type="dxa" w:w="1247"/>
-            <w:shd w:val="clear" w:color="auto" w:fill="F2F8F7"/>
-          </w:tcPr>
-          <w:p>
-            <w:pPr>
-              <w:spacing w:before="60" w:after="60"/>
-            </w:pPr>
-            <w:r>
-              <w:rPr>
-                <w:sz w:val="18"/>
-              </w:rPr>
-              <w:t>ACM Skid</w:t>
-            </w:r>
-          </w:p>
-        </w:tc>
-        <w:tc>
-          <w:tcPr>
-            <w:tcW w:type="dxa" w:w="850"/>
-            <w:shd w:val="clear" w:color="auto" w:fill="F2F8F7"/>
+            <w:tcBorders>
+              <w:top w:val="single" w:sz="4" w:space="0" w:color="D0D0D0"/>
+              <w:left w:val="single" w:sz="4" w:space="0" w:color="D0D0D0"/>
+              <w:bottom w:val="single" w:sz="4" w:space="0" w:color="D0D0D0"/>
+              <w:right w:val="single" w:sz="4" w:space="0" w:color="D0D0D0"/>
+            </w:tcBorders>
+            <w:tcMar>
+              <w:top w:w="90" w:type="dxa"/>
+              <w:start w:w="120" w:type="dxa"/>
+              <w:bottom w:w="90" w:type="dxa"/>
+              <w:end w:w="120" w:type="dxa"/>
+            </w:tcMar>
           </w:tcPr>
           <w:p>
             <w:pPr>
@@ -2183,8 +2529,21 @@
         </w:tc>
         <w:tc>
           <w:tcPr>
-            <w:tcW w:type="dxa" w:w="850"/>
-            <w:shd w:val="clear" w:color="auto" w:fill="F2F8F7"/>
+            <w:tcW w:type="dxa" w:w="1077"/>
+            <w:vAlign w:val="center"/>
+            <w:shd w:val="clear" w:color="auto" w:fill="FFFFFF"/>
+            <w:tcBorders>
+              <w:top w:val="single" w:sz="4" w:space="0" w:color="D0D0D0"/>
+              <w:left w:val="single" w:sz="4" w:space="0" w:color="D0D0D0"/>
+              <w:bottom w:val="single" w:sz="4" w:space="0" w:color="D0D0D0"/>
+              <w:right w:val="single" w:sz="4" w:space="0" w:color="D0D0D0"/>
+            </w:tcBorders>
+            <w:tcMar>
+              <w:top w:w="90" w:type="dxa"/>
+              <w:start w:w="120" w:type="dxa"/>
+              <w:bottom w:w="90" w:type="dxa"/>
+              <w:end w:w="120" w:type="dxa"/>
+            </w:tcMar>
           </w:tcPr>
           <w:p>
             <w:pPr>
@@ -2194,65 +2553,27 @@
               <w:rPr>
                 <w:sz w:val="18"/>
               </w:rPr>
-              <w:t>2.009</w:t>
+              <w:t>0.0</w:t>
             </w:r>
           </w:p>
         </w:tc>
         <w:tc>
           <w:tcPr>
-            <w:tcW w:type="dxa" w:w="794"/>
-            <w:shd w:val="clear" w:color="auto" w:fill="F2F8F7"/>
-          </w:tcPr>
-          <w:p>
-            <w:pPr>
-              <w:spacing w:before="60" w:after="60"/>
-            </w:pPr>
-            <w:r>
-              <w:rPr>
-                <w:sz w:val="18"/>
-              </w:rPr>
-              <w:t>17.086</w:t>
-            </w:r>
-          </w:p>
-        </w:tc>
-        <w:tc>
-          <w:tcPr>
-            <w:tcW w:type="dxa" w:w="794"/>
-            <w:shd w:val="clear" w:color="auto" w:fill="F2F8F7"/>
-          </w:tcPr>
-          <w:p>
-            <w:pPr>
-              <w:spacing w:before="60" w:after="60"/>
-            </w:pPr>
-            <w:r>
-              <w:rPr>
-                <w:sz w:val="18"/>
-              </w:rPr>
-              <w:t>25.674</w:t>
-            </w:r>
-          </w:p>
-        </w:tc>
-        <w:tc>
-          <w:tcPr>
-            <w:tcW w:type="dxa" w:w="964"/>
-            <w:shd w:val="clear" w:color="auto" w:fill="F2F8F7"/>
-          </w:tcPr>
-          <w:p>
-            <w:pPr>
-              <w:spacing w:before="60" w:after="60"/>
-            </w:pPr>
-            <w:r>
-              <w:rPr>
-                <w:sz w:val="18"/>
-              </w:rPr>
-              <w:t>–</w:t>
-            </w:r>
-          </w:p>
-        </w:tc>
-        <w:tc>
-          <w:tcPr>
-            <w:tcW w:type="dxa" w:w="964"/>
-            <w:shd w:val="clear" w:color="auto" w:fill="F2F8F7"/>
+            <w:tcW w:type="dxa" w:w="1077"/>
+            <w:vAlign w:val="center"/>
+            <w:shd w:val="clear" w:color="auto" w:fill="FFFFFF"/>
+            <w:tcBorders>
+              <w:top w:val="single" w:sz="4" w:space="0" w:color="D0D0D0"/>
+              <w:left w:val="single" w:sz="4" w:space="0" w:color="D0D0D0"/>
+              <w:bottom w:val="single" w:sz="4" w:space="0" w:color="D0D0D0"/>
+              <w:right w:val="single" w:sz="4" w:space="0" w:color="D0D0D0"/>
+            </w:tcBorders>
+            <w:tcMar>
+              <w:top w:w="90" w:type="dxa"/>
+              <w:start w:w="120" w:type="dxa"/>
+              <w:bottom w:w="90" w:type="dxa"/>
+              <w:end w:w="120" w:type="dxa"/>
+            </w:tcMar>
           </w:tcPr>
           <w:p>
             <w:pPr>
@@ -2268,8 +2589,21 @@
         </w:tc>
         <w:tc>
           <w:tcPr>
-            <w:tcW w:type="dxa" w:w="1020"/>
-            <w:shd w:val="clear" w:color="auto" w:fill="F2F8F7"/>
+            <w:tcW w:type="dxa" w:w="1134"/>
+            <w:vAlign w:val="center"/>
+            <w:shd w:val="clear" w:color="auto" w:fill="FFFFFF"/>
+            <w:tcBorders>
+              <w:top w:val="single" w:sz="4" w:space="0" w:color="D0D0D0"/>
+              <w:left w:val="single" w:sz="4" w:space="0" w:color="D0D0D0"/>
+              <w:bottom w:val="single" w:sz="4" w:space="0" w:color="D0D0D0"/>
+              <w:right w:val="single" w:sz="4" w:space="0" w:color="D0D0D0"/>
+            </w:tcBorders>
+            <w:tcMar>
+              <w:top w:w="90" w:type="dxa"/>
+              <w:start w:w="120" w:type="dxa"/>
+              <w:bottom w:w="90" w:type="dxa"/>
+              <w:end w:w="120" w:type="dxa"/>
+            </w:tcMar>
           </w:tcPr>
           <w:p>
             <w:pPr>
@@ -2279,14 +2613,27 @@
               <w:rPr>
                 <w:sz w:val="18"/>
               </w:rPr>
-              <w:t>–</w:t>
+              <w:t>100.0%</w:t>
             </w:r>
           </w:p>
         </w:tc>
         <w:tc>
           <w:tcPr>
-            <w:tcW w:type="dxa" w:w="1247"/>
-            <w:shd w:val="clear" w:color="auto" w:fill="F2F8F7"/>
+            <w:tcW w:type="dxa" w:w="1361"/>
+            <w:vAlign w:val="center"/>
+            <w:shd w:val="clear" w:color="auto" w:fill="FFFFFF"/>
+            <w:tcBorders>
+              <w:top w:val="single" w:sz="4" w:space="0" w:color="D0D0D0"/>
+              <w:left w:val="single" w:sz="4" w:space="0" w:color="D0D0D0"/>
+              <w:bottom w:val="single" w:sz="4" w:space="0" w:color="D0D0D0"/>
+              <w:right w:val="single" w:sz="4" w:space="0" w:color="D0D0D0"/>
+            </w:tcBorders>
+            <w:tcMar>
+              <w:top w:w="90" w:type="dxa"/>
+              <w:start w:w="120" w:type="dxa"/>
+              <w:bottom w:w="90" w:type="dxa"/>
+              <w:end w:w="120" w:type="dxa"/>
+            </w:tcMar>
           </w:tcPr>
           <w:p>
             <w:pPr>
@@ -2296,179 +2643,7 @@
               <w:rPr>
                 <w:sz w:val="18"/>
               </w:rPr>
-              <w:t>ℹ Info</w:t>
-            </w:r>
-          </w:p>
-        </w:tc>
-      </w:tr>
-      <w:tr>
-        <w:tc>
-          <w:tcPr>
-            <w:tcW w:type="dxa" w:w="1814"/>
-            <w:shd w:val="clear" w:color="auto" w:fill="FFFFFF"/>
-          </w:tcPr>
-          <w:p>
-            <w:pPr>
-              <w:spacing w:before="60" w:after="60"/>
-            </w:pPr>
-            <w:r>
-              <w:rPr>
-                <w:sz w:val="18"/>
-              </w:rPr>
-              <w:t>FRC</w:t>
-            </w:r>
-          </w:p>
-        </w:tc>
-        <w:tc>
-          <w:tcPr>
-            <w:tcW w:type="dxa" w:w="1247"/>
-            <w:shd w:val="clear" w:color="auto" w:fill="FFFFFF"/>
-          </w:tcPr>
-          <w:p>
-            <w:pPr>
-              <w:spacing w:before="60" w:after="60"/>
-            </w:pPr>
-            <w:r>
-              <w:rPr>
-                <w:sz w:val="18"/>
-              </w:rPr>
-              <w:t>Field Data</w:t>
-            </w:r>
-          </w:p>
-        </w:tc>
-        <w:tc>
-          <w:tcPr>
-            <w:tcW w:type="dxa" w:w="850"/>
-            <w:shd w:val="clear" w:color="auto" w:fill="FFFFFF"/>
-          </w:tcPr>
-          <w:p>
-            <w:pPr>
-              <w:spacing w:before="60" w:after="60"/>
-            </w:pPr>
-            <w:r>
-              <w:rPr>
-                <w:sz w:val="18"/>
-              </w:rPr>
-              <w:t>Not avail.</w:t>
-            </w:r>
-          </w:p>
-        </w:tc>
-        <w:tc>
-          <w:tcPr>
-            <w:tcW w:type="dxa" w:w="850"/>
-            <w:shd w:val="clear" w:color="auto" w:fill="FFFFFF"/>
-          </w:tcPr>
-          <w:p>
-            <w:pPr>
-              <w:spacing w:before="60" w:after="60"/>
-            </w:pPr>
-            <w:r>
-              <w:rPr>
-                <w:sz w:val="18"/>
-              </w:rPr>
-              <w:t>–</w:t>
-            </w:r>
-          </w:p>
-        </w:tc>
-        <w:tc>
-          <w:tcPr>
-            <w:tcW w:type="dxa" w:w="794"/>
-            <w:shd w:val="clear" w:color="auto" w:fill="FFFFFF"/>
-          </w:tcPr>
-          <w:p>
-            <w:pPr>
-              <w:spacing w:before="60" w:after="60"/>
-            </w:pPr>
-            <w:r>
-              <w:rPr>
-                <w:sz w:val="18"/>
-              </w:rPr>
-              <w:t>–</w:t>
-            </w:r>
-          </w:p>
-        </w:tc>
-        <w:tc>
-          <w:tcPr>
-            <w:tcW w:type="dxa" w:w="794"/>
-            <w:shd w:val="clear" w:color="auto" w:fill="FFFFFF"/>
-          </w:tcPr>
-          <w:p>
-            <w:pPr>
-              <w:spacing w:before="60" w:after="60"/>
-            </w:pPr>
-            <w:r>
-              <w:rPr>
-                <w:sz w:val="18"/>
-              </w:rPr>
-              <w:t>–</w:t>
-            </w:r>
-          </w:p>
-        </w:tc>
-        <w:tc>
-          <w:tcPr>
-            <w:tcW w:type="dxa" w:w="964"/>
-            <w:shd w:val="clear" w:color="auto" w:fill="FFFFFF"/>
-          </w:tcPr>
-          <w:p>
-            <w:pPr>
-              <w:spacing w:before="60" w:after="60"/>
-            </w:pPr>
-            <w:r>
-              <w:rPr>
-                <w:sz w:val="18"/>
-              </w:rPr>
-              <w:t>–</w:t>
-            </w:r>
-          </w:p>
-        </w:tc>
-        <w:tc>
-          <w:tcPr>
-            <w:tcW w:type="dxa" w:w="964"/>
-            <w:shd w:val="clear" w:color="auto" w:fill="FFFFFF"/>
-          </w:tcPr>
-          <w:p>
-            <w:pPr>
-              <w:spacing w:before="60" w:after="60"/>
-            </w:pPr>
-            <w:r>
-              <w:rPr>
-                <w:sz w:val="18"/>
-              </w:rPr>
-              <w:t>–</w:t>
-            </w:r>
-          </w:p>
-        </w:tc>
-        <w:tc>
-          <w:tcPr>
-            <w:tcW w:type="dxa" w:w="1020"/>
-            <w:shd w:val="clear" w:color="auto" w:fill="FFFFFF"/>
-          </w:tcPr>
-          <w:p>
-            <w:pPr>
-              <w:spacing w:before="60" w:after="60"/>
-            </w:pPr>
-            <w:r>
-              <w:rPr>
-                <w:sz w:val="18"/>
-              </w:rPr>
-              <w:t>–</w:t>
-            </w:r>
-          </w:p>
-        </w:tc>
-        <w:tc>
-          <w:tcPr>
-            <w:tcW w:type="dxa" w:w="1247"/>
-            <w:shd w:val="clear" w:color="auto" w:fill="FFFFFF"/>
-          </w:tcPr>
-          <w:p>
-            <w:pPr>
-              <w:spacing w:before="60" w:after="60"/>
-            </w:pPr>
-            <w:r>
-              <w:rPr>
-                <w:sz w:val="18"/>
-              </w:rPr>
-              <w:t>⚠ Check</w:t>
+              <w:t>✓ Excellent</w:t>
             </w:r>
           </w:p>
         </w:tc>
@@ -2482,28 +2657,26 @@
     </w:p>
     <w:p>
       <w:pPr>
-        <w:pBdr>
-          <w:bottom w:val="single" w:sz="8" w:space="4" w:color="00857C"/>
-        </w:pBdr>
-        <w:spacing w:before="280" w:after="80"/>
+        <w:spacing w:before="280" w:after="140"/>
+        <w:shd w:val="clear" w:color="auto" w:fill="009878"/>
       </w:pPr>
       <w:r>
         <w:rPr>
           <w:b/>
-          <w:color w:val="00857C"/>
-          <w:sz w:val="32"/>
+          <w:color w:val="FFFFFF"/>
+          <w:sz w:val="24"/>
         </w:rPr>
-        <w:t>Charts and Comments</w:t>
+        <w:t xml:space="preserve">  Charts and Comments</w:t>
       </w:r>
     </w:p>
     <w:p>
       <w:pPr>
-        <w:spacing w:before="200" w:after="60"/>
+        <w:spacing w:before="200" w:after="80"/>
       </w:pPr>
       <w:r>
         <w:rPr>
           <w:b/>
-          <w:color w:val="005F58"/>
+          <w:color w:val="1D5C7F"/>
           <w:sz w:val="26"/>
         </w:rPr>
         <w:t>Corrosion Rate</w:t>
@@ -2556,7 +2729,7 @@
       <w:r>
         <w:rPr>
           <w:i/>
-          <w:color w:val="444444"/>
+          <w:color w:val="686868"/>
           <w:sz w:val="17"/>
         </w:rPr>
         <w:t>Figure 1: Corrosion Rate — August 2026</w:t>
@@ -2570,7 +2743,7 @@
         <w:rPr>
           <w:b/>
           <w:i/>
-          <w:color w:val="333333"/>
+          <w:color w:val="1D5C7F"/>
           <w:sz w:val="19"/>
         </w:rPr>
         <w:t xml:space="preserve">Comment: </w:t>
@@ -2581,50 +2754,17 @@
           <w:color w:val="333333"/>
           <w:sz w:val="19"/>
         </w:rPr>
-        <w:t>Pattern: corrosion control is increasing, but remains good against the target.</w:t>
-      </w:r>
-      <w:r>
-        <w:br/>
-      </w:r>
-      <w:r>
-        <w:rPr>
-          <w:i/>
-          <w:color w:val="333333"/>
-          <w:sz w:val="19"/>
-        </w:rPr>
-        <w:t>Mild steel corrosion increased across the month, while copper corrosion decreased across the month.</w:t>
-      </w:r>
-      <w:r>
-        <w:br/>
-      </w:r>
-      <w:r>
-        <w:rPr>
-          <w:i/>
-          <w:color w:val="333333"/>
-          <w:sz w:val="19"/>
-        </w:rPr>
-        <w:t>MS was within the 3.0 MPY target, and Cu was within the 0.5 MPY target.</w:t>
-      </w:r>
-      <w:r>
-        <w:br/>
-      </w:r>
-      <w:r>
-        <w:rPr>
-          <w:i/>
-          <w:color w:val="333333"/>
-          <w:sz w:val="19"/>
-        </w:rPr>
-        <w:t>Likely reason: corrosion is still protected, but increasing movement should be checked against product and ORP trends.</w:t>
+        <w:t>During the reporting period, the system remained under good control. The mild steel and copper corrosion rates averaged 0.61 mpy and 0.02 mpy, respectively, both of which are well within the recommended limits of &lt;5 mpy and &lt;0.5 mpy.</w:t>
       </w:r>
     </w:p>
     <w:p>
       <w:pPr>
-        <w:spacing w:before="200" w:after="60"/>
+        <w:spacing w:before="200" w:after="80"/>
       </w:pPr>
       <w:r>
         <w:rPr>
           <w:b/>
-          <w:color w:val="005F58"/>
+          <w:color w:val="1D5C7F"/>
           <w:sz w:val="26"/>
         </w:rPr>
         <w:t>Traced Product Control Trend</w:t>
@@ -2677,7 +2817,7 @@
       <w:r>
         <w:rPr>
           <w:i/>
-          <w:color w:val="444444"/>
+          <w:color w:val="686868"/>
           <w:sz w:val="17"/>
         </w:rPr>
         <w:t>Figure 2: Traced Product — August 2026</w:t>
@@ -2691,7 +2831,7 @@
         <w:rPr>
           <w:b/>
           <w:i/>
-          <w:color w:val="333333"/>
+          <w:color w:val="1D5C7F"/>
           <w:sz w:val="19"/>
         </w:rPr>
         <w:t xml:space="preserve">Comment: </w:t>
@@ -2702,7 +2842,7 @@
           <w:color w:val="333333"/>
           <w:sz w:val="19"/>
         </w:rPr>
-        <w:t>Pattern: Traced Product is still not maintained at the end of the month.</w:t>
+        <w:t>Traced Product was maintained within the setpoint range of 82.0-88.0 ppm only 29.9% of the time.</w:t>
       </w:r>
       <w:r>
         <w:br/>
@@ -2724,28 +2864,17 @@
           <w:color w:val="333333"/>
           <w:sz w:val="19"/>
         </w:rPr>
-        <w:t>The Traced Product average was above the configured range. The monthly in-range performance was 29.9%.</w:t>
-      </w:r>
-      <w:r>
-        <w:br/>
-      </w:r>
-      <w:r>
-        <w:rPr>
-          <w:i/>
-          <w:color w:val="333333"/>
-          <w:sz w:val="19"/>
-        </w:rPr>
         <w:t>Likely reason: conductivity was not maintained, so the Traced Product variation should be tied to conductivity control before assigning another cause.</w:t>
       </w:r>
     </w:p>
     <w:p>
       <w:pPr>
-        <w:spacing w:before="200" w:after="60"/>
+        <w:spacing w:before="200" w:after="80"/>
       </w:pPr>
       <w:r>
         <w:rPr>
           <w:b/>
-          <w:color w:val="005F58"/>
+          <w:color w:val="1D5C7F"/>
           <w:sz w:val="26"/>
         </w:rPr>
         <w:t>ORP vs Copper Corrosion Rate</w:t>
@@ -2798,7 +2927,7 @@
       <w:r>
         <w:rPr>
           <w:i/>
-          <w:color w:val="444444"/>
+          <w:color w:val="686868"/>
           <w:sz w:val="17"/>
         </w:rPr>
         <w:t>Figure 3: ORP vs Copper Corrosion Rate — August 2026</w:t>
@@ -2812,7 +2941,7 @@
         <w:rPr>
           <w:b/>
           <w:i/>
-          <w:color w:val="333333"/>
+          <w:color w:val="1D5C7F"/>
           <w:sz w:val="19"/>
         </w:rPr>
         <w:t xml:space="preserve">Comment: </w:t>
@@ -2823,7 +2952,7 @@
           <w:color w:val="333333"/>
           <w:sz w:val="19"/>
         </w:rPr>
-        <w:t>Pattern: ORP response is decreasing across the month.</w:t>
+        <w:t>ORP did not show more than 50 mV spikes at least three times during the week from 01 August 2026 to 07 August 2026; no slug dosage of biocide is observed during this period. This could be due to lack of inventory, dosing pump lost prime, or a leak in the pump discharge line.</w:t>
       </w:r>
       <w:r>
         <w:br/>
@@ -2834,160 +2963,17 @@
           <w:color w:val="333333"/>
           <w:sz w:val="19"/>
         </w:rPr>
-        <w:t>ORP did not show a strong spike response pattern during the month without relying on absolute ORP values.</w:t>
-      </w:r>
-      <w:r>
-        <w:br/>
-      </w:r>
-      <w:r>
-        <w:rPr>
-          <w:i/>
-          <w:color w:val="333333"/>
-          <w:sz w:val="19"/>
-        </w:rPr>
-        <w:t>Copper corrosion decreased across the month while the ORP pattern changed.</w:t>
-      </w:r>
-      <w:r>
-        <w:br/>
-      </w:r>
-      <w:r>
-        <w:rPr>
-          <w:i/>
-          <w:color w:val="333333"/>
-          <w:sz w:val="19"/>
-        </w:rPr>
-        <w:t>Likely reason: biocide feed timing, relay operation, oxidizer inventory, or field FRC residual should be checked.</w:t>
+        <w:t>Copper corrosion remained within the recommended limit of 0.5 mpy.</w:t>
       </w:r>
     </w:p>
     <w:p>
       <w:pPr>
-        <w:spacing w:before="200" w:after="60"/>
+        <w:spacing w:before="200" w:after="80"/>
       </w:pPr>
       <w:r>
         <w:rPr>
           <w:b/>
-          <w:color w:val="005F58"/>
-          <w:sz w:val="26"/>
-        </w:rPr>
-        <w:t>Oxidizing Biocide Pump Relay vs Copper Corrosion</w:t>
-      </w:r>
-    </w:p>
-    <w:p>
-      <w:pPr>
-        <w:jc w:val="center"/>
-      </w:pPr>
-      <w:r>
-        <w:drawing>
-          <wp:inline xmlns:a="http://schemas.openxmlformats.org/drawingml/2006/main" xmlns:pic="http://schemas.openxmlformats.org/drawingml/2006/picture">
-            <wp:extent cx="5486400" cy="2582656"/>
-            <wp:docPr id="4" name="Picture 4"/>
-            <wp:cNvGraphicFramePr>
-              <a:graphicFrameLocks noChangeAspect="1"/>
-            </wp:cNvGraphicFramePr>
-            <a:graphic>
-              <a:graphicData uri="http://schemas.openxmlformats.org/drawingml/2006/picture">
-                <pic:pic>
-                  <pic:nvPicPr>
-                    <pic:cNvPr id="0" name="flowserve_us_raleigh_nc_us_august_2026_biocide_corrosion.png"/>
-                    <pic:cNvPicPr/>
-                  </pic:nvPicPr>
-                  <pic:blipFill>
-                    <a:blip r:embed="rId14"/>
-                    <a:stretch>
-                      <a:fillRect/>
-                    </a:stretch>
-                  </pic:blipFill>
-                  <pic:spPr>
-                    <a:xfrm>
-                      <a:off x="0" y="0"/>
-                      <a:ext cx="5486400" cy="2582656"/>
-                    </a:xfrm>
-                    <a:prstGeom prst="rect"/>
-                  </pic:spPr>
-                </pic:pic>
-              </a:graphicData>
-            </a:graphic>
-          </wp:inline>
-        </w:drawing>
-      </w:r>
-    </w:p>
-    <w:p>
-      <w:pPr>
-        <w:spacing w:after="120"/>
-        <w:jc w:val="center"/>
-      </w:pPr>
-      <w:r>
-        <w:rPr>
-          <w:i/>
-          <w:color w:val="444444"/>
-          <w:sz w:val="17"/>
-        </w:rPr>
-        <w:t>Figure 4: Oxidizing Biocide Pump Relay vs Copper Corrosion — August 2026</w:t>
-      </w:r>
-    </w:p>
-    <w:p>
-      <w:pPr>
-        <w:spacing w:before="40" w:after="200"/>
-      </w:pPr>
-      <w:r>
-        <w:rPr>
-          <w:b/>
-          <w:i/>
-          <w:color w:val="333333"/>
-          <w:sz w:val="19"/>
-        </w:rPr>
-        <w:t xml:space="preserve">Comment: </w:t>
-      </w:r>
-      <w:r>
-        <w:rPr>
-          <w:i/>
-          <w:color w:val="333333"/>
-          <w:sz w:val="19"/>
-        </w:rPr>
-        <w:t>Pattern: biocide feed versus copper corrosion is decreasing, but remains good against the target.</w:t>
-      </w:r>
-      <w:r>
-        <w:br/>
-      </w:r>
-      <w:r>
-        <w:rPr>
-          <w:i/>
-          <w:color w:val="333333"/>
-          <w:sz w:val="19"/>
-        </w:rPr>
-        <w:t>Biocide relay activity was present in the monthly trend.</w:t>
-      </w:r>
-      <w:r>
-        <w:br/>
-      </w:r>
-      <w:r>
-        <w:rPr>
-          <w:i/>
-          <w:color w:val="333333"/>
-          <w:sz w:val="19"/>
-        </w:rPr>
-        <w:t>Relay activity increased across the month when the month is split into early and late periods.</w:t>
-      </w:r>
-      <w:r>
-        <w:br/>
-      </w:r>
-      <w:r>
-        <w:rPr>
-          <w:i/>
-          <w:color w:val="333333"/>
-          <w:sz w:val="19"/>
-        </w:rPr>
-        <w:t>Likely reason: relay feed timing is adequate and copper corrosion remains protected.</w:t>
-      </w:r>
-    </w:p>
-    <w:p>
-      <w:pPr>
-        <w:spacing w:before="200" w:after="60"/>
-      </w:pPr>
-      <w:r>
-        <w:rPr>
-          <w:b/>
-          <w:color w:val="005F58"/>
+          <w:color w:val="1D5C7F"/>
           <w:sz w:val="26"/>
         </w:rPr>
         <w:t>Electrode Conductivity</w:t>
@@ -3001,7 +2987,7 @@
         <w:drawing>
           <wp:inline xmlns:a="http://schemas.openxmlformats.org/drawingml/2006/main" xmlns:pic="http://schemas.openxmlformats.org/drawingml/2006/picture">
             <wp:extent cx="5486400" cy="2578283"/>
-            <wp:docPr id="5" name="Picture 5"/>
+            <wp:docPr id="4" name="Picture 4"/>
             <wp:cNvGraphicFramePr>
               <a:graphicFrameLocks noChangeAspect="1"/>
             </wp:cNvGraphicFramePr>
@@ -3013,7 +2999,7 @@
                     <pic:cNvPicPr/>
                   </pic:nvPicPr>
                   <pic:blipFill>
-                    <a:blip r:embed="rId15"/>
+                    <a:blip r:embed="rId14"/>
                     <a:stretch>
                       <a:fillRect/>
                     </a:stretch>
@@ -3040,10 +3026,10 @@
       <w:r>
         <w:rPr>
           <w:i/>
-          <w:color w:val="444444"/>
+          <w:color w:val="686868"/>
           <w:sz w:val="17"/>
         </w:rPr>
-        <w:t>Figure 5: Electrode Conductivity — August 2026</w:t>
+        <w:t>Figure 4: Electrode Conductivity — August 2026</w:t>
       </w:r>
     </w:p>
     <w:p>
@@ -3054,7 +3040,7 @@
         <w:rPr>
           <w:b/>
           <w:i/>
-          <w:color w:val="333333"/>
+          <w:color w:val="1D5C7F"/>
           <w:sz w:val="19"/>
         </w:rPr>
         <w:t xml:space="preserve">Comment: </w:t>
@@ -3065,40 +3051,7 @@
           <w:color w:val="333333"/>
           <w:sz w:val="19"/>
         </w:rPr>
-        <w:t>Pattern: conductivity is stable and needs attention against the target.</w:t>
-      </w:r>
-      <w:r>
-        <w:br/>
-      </w:r>
-      <w:r>
-        <w:rPr>
-          <w:i/>
-          <w:color w:val="333333"/>
-          <w:sz w:val="19"/>
-        </w:rPr>
-        <w:t>The trend moved from about 889.4 µS/cm at the start to 893.9 µS/cm at the end.</w:t>
-      </w:r>
-      <w:r>
-        <w:br/>
-      </w:r>
-      <w:r>
-        <w:rPr>
-          <w:i/>
-          <w:color w:val="333333"/>
-          <w:sz w:val="19"/>
-        </w:rPr>
-        <w:t>The conductivity average was below the configured range. The monthly in-range performance was 13.2%.</w:t>
-      </w:r>
-      <w:r>
-        <w:br/>
-      </w:r>
-      <w:r>
-        <w:rPr>
-          <w:i/>
-          <w:color w:val="333333"/>
-          <w:sz w:val="19"/>
-        </w:rPr>
-        <w:t>Likely reason: dilution, water loss, excess blowdown, or makeup changes are keeping conductivity low.</w:t>
+        <w:t>The average conductivity is 891.7 µS/cm, which is below the recommended setpoint range of 930-970 µS/cm. Conductivity remained broadly stable from about 889.4 µS/cm at the start of the month to 893.9 µS/cm at the end. Recommendation: dilution, water loss, excess blowdown, or makeup changes are keeping conductivity low.</w:t>
       </w:r>
     </w:p>
     <w:p>
@@ -3108,18 +3061,16 @@
     </w:p>
     <w:p>
       <w:pPr>
-        <w:pBdr>
-          <w:bottom w:val="single" w:sz="8" w:space="4" w:color="00857C"/>
-        </w:pBdr>
-        <w:spacing w:before="280" w:after="80"/>
+        <w:spacing w:before="280" w:after="140"/>
+        <w:shd w:val="clear" w:color="auto" w:fill="009878"/>
       </w:pPr>
       <w:r>
         <w:rPr>
           <w:b/>
-          <w:color w:val="00857C"/>
-          <w:sz w:val="32"/>
+          <w:color w:val="FFFFFF"/>
+          <w:sz w:val="24"/>
         </w:rPr>
-        <w:t>Closing Summary</w:t>
+        <w:t xml:space="preserve">  Closing Summary</w:t>
       </w:r>
     </w:p>
     <w:p>
@@ -3156,7 +3107,7 @@
     </w:pPr>
     <w:r>
       <w:rPr>
-        <w:color w:val="444444"/>
+        <w:color w:val="686868"/>
         <w:sz w:val="16"/>
       </w:rPr>
       <w:t>Buckman Digital Water  |  Confidential</w:t>
@@ -3176,7 +3127,7 @@
     </w:pPr>
     <w:r>
       <w:rPr>
-        <w:color w:val="444444"/>
+        <w:color w:val="686868"/>
         <w:sz w:val="16"/>
       </w:rPr>
       <w:t>Buckman  |  Flowserve US Raleigh NC (US)  |  August 2026 Cooling Water Performance Report</w:t>
@@ -3548,6 +3499,10 @@
     <w:name w:val="Normal"/>
     <w:qFormat/>
     <w:rsid w:val="00FC693F"/>
+    <w:rPr>
+      <w:rFonts w:ascii="Arial" w:hAnsi="Arial" w:eastAsia="Arial"/>
+      <w:sz w:val="20"/>
+    </w:rPr>
   </w:style>
   <w:style w:type="paragraph" w:styleId="Header">
     <w:name w:val="header"/>
